--- a/klagomål/A 33674-2025 FSC-klagomål.docx
+++ b/klagomål/A 33674-2025 FSC-klagomål.docx
@@ -933,7 +933,7 @@
     <w:r>
       <w:tab/>
       <w:tab/>
-      <w:t>2026-05-16</w:t>
+      <w:t>2026-05-17</w:t>
       <w:br/>
       <w:br/>
     </w:r>

--- a/klagomål/A 33674-2025 FSC-klagomål.docx
+++ b/klagomål/A 33674-2025 FSC-klagomål.docx
@@ -933,7 +933,7 @@
     <w:r>
       <w:tab/>
       <w:tab/>
-      <w:t>2026-05-17</w:t>
+      <w:t>2026-05-18</w:t>
       <w:br/>
       <w:br/>
     </w:r>

--- a/klagomål/A 33674-2025 FSC-klagomål.docx
+++ b/klagomål/A 33674-2025 FSC-klagomål.docx
@@ -933,7 +933,7 @@
     <w:r>
       <w:tab/>
       <w:tab/>
-      <w:t>2026-05-18</w:t>
+      <w:t>2026-05-19</w:t>
       <w:br/>
       <w:br/>
     </w:r>

--- a/klagomål/A 33674-2025 FSC-klagomål.docx
+++ b/klagomål/A 33674-2025 FSC-klagomål.docx
@@ -933,7 +933,7 @@
     <w:r>
       <w:tab/>
       <w:tab/>
-      <w:t>2026-06-15</w:t>
+      <w:t>2026-06-16</w:t>
       <w:br/>
       <w:br/>
     </w:r>

--- a/klagomål/A 33674-2025 FSC-klagomål.docx
+++ b/klagomål/A 33674-2025 FSC-klagomål.docx
@@ -933,7 +933,7 @@
     <w:r>
       <w:tab/>
       <w:tab/>
-      <w:t>2026-06-16</w:t>
+      <w:t>2026-06-17</w:t>
       <w:br/>
       <w:br/>
     </w:r>

--- a/klagomål/A 33674-2025 FSC-klagomål.docx
+++ b/klagomål/A 33674-2025 FSC-klagomål.docx
@@ -1,6 +1,6 @@
 
 <file path=word/document.xml><?xml version="1.0" encoding="utf-8"?>
-<w:document xmlns:wpc="http://schemas.microsoft.com/office/word/2010/wordprocessingCanvas" xmlns:cx="http://schemas.microsoft.com/office/drawing/2014/chartex" xmlns:cx1="http://schemas.microsoft.com/office/drawing/2015/9/8/chartex" xmlns:cx2="http://schemas.microsoft.com/office/drawing/2015/10/21/chartex" xmlns:cx3="http://schemas.microsoft.com/office/drawing/2016/5/9/chartex" xmlns:cx4="http://schemas.microsoft.com/office/drawing/2016/5/10/chartex" xmlns:cx5="http://schemas.microsoft.com/office/drawing/2016/5/11/chartex" xmlns:cx6="http://schemas.microsoft.com/office/drawing/2016/5/12/chartex" xmlns:cx7="http://schemas.microsoft.com/office/drawing/2016/5/13/chartex" xmlns:cx8="http://schemas.microsoft.com/office/drawing/2016/5/14/chartex" xmlns:mc="http://schemas.openxmlformats.org/markup-compatibility/2006" xmlns:aink="http://schemas.microsoft.com/office/drawing/2016/ink" xmlns:am3d="http://schemas.microsoft.com/office/drawing/2017/model3d" xmlns:o="urn:schemas-microsoft-com:office:office" xmlns:oel="http://schemas.microsoft.com/office/2019/extlst" xmlns:r="http://schemas.openxmlformats.org/officeDocument/2006/relationships" xmlns:m="http://schemas.openxmlformats.org/officeDocument/2006/math" xmlns:v="urn:schemas-microsoft-com:vml" xmlns:wp14="http://schemas.microsoft.com/office/word/2010/wordprocessingDrawing" xmlns:wp="http://schemas.openxmlformats.org/drawingml/2006/wordprocessingDrawing" xmlns:w10="urn:schemas-microsoft-com:office:word" xmlns:w="http://schemas.openxmlformats.org/wordprocessingml/2006/main" xmlns:w14="http://schemas.microsoft.com/office/word/2010/wordml" xmlns:w15="http://schemas.microsoft.com/office/word/2012/wordml" xmlns:w16cex="http://schemas.microsoft.com/office/word/2018/wordml/cex" xmlns:w16cid="http://schemas.microsoft.com/office/word/2016/wordml/cid" xmlns:w16="http://schemas.microsoft.com/office/word/2018/wordml" xmlns:w16sdtdh="http://schemas.microsoft.com/office/word/2020/wordml/sdtdatahash" xmlns:w16se="http://schemas.microsoft.com/office/word/2015/wordml/symex" xmlns:wpg="http://schemas.microsoft.com/office/word/2010/wordprocessingGroup" xmlns:wpi="http://schemas.microsoft.com/office/word/2010/wordprocessingInk" xmlns:wne="http://schemas.microsoft.com/office/word/2006/wordml" xmlns:wps="http://schemas.microsoft.com/office/word/2010/wordprocessingShape" mc:Ignorable="w14 w15 w16se w16cid w16 w16cex w16sdtdh wp14">
+<w:document xmlns:wpc="http://schemas.microsoft.com/office/word/2010/wordprocessingCanvas" xmlns:cx="http://schemas.microsoft.com/office/drawing/2014/chartex" xmlns:cx1="http://schemas.microsoft.com/office/drawing/2015/9/8/chartex" xmlns:cx2="http://schemas.microsoft.com/office/drawing/2015/10/21/chartex" xmlns:cx3="http://schemas.microsoft.com/office/drawing/2016/5/9/chartex" xmlns:cx4="http://schemas.microsoft.com/office/drawing/2016/5/10/chartex" xmlns:cx5="http://schemas.microsoft.com/office/drawing/2016/5/11/chartex" xmlns:cx6="http://schemas.microsoft.com/office/drawing/2016/5/12/chartex" xmlns:cx7="http://schemas.microsoft.com/office/drawing/2016/5/13/chartex" xmlns:cx8="http://schemas.microsoft.com/office/drawing/2016/5/14/chartex" xmlns:mc="http://schemas.openxmlformats.org/markup-compatibility/2006" xmlns:aink="http://schemas.microsoft.com/office/drawing/2016/ink" xmlns:am3d="http://schemas.microsoft.com/office/drawing/2017/model3d" xmlns:o="urn:schemas-microsoft-com:office:office" xmlns:oel="http://schemas.microsoft.com/office/2019/extlst" xmlns:r="http://schemas.openxmlformats.org/officeDocument/2006/relationships" xmlns:m="http://schemas.openxmlformats.org/officeDocument/2006/math" xmlns:v="urn:schemas-microsoft-com:vml" xmlns:wp14="http://schemas.microsoft.com/office/word/2010/wordprocessingDrawing" xmlns:wp="http://schemas.openxmlformats.org/drawingml/2006/wordprocessingDrawing" xmlns:w10="urn:schemas-microsoft-com:office:word" xmlns:w="http://schemas.openxmlformats.org/wordprocessingml/2006/main" xmlns:w14="http://schemas.microsoft.com/office/word/2010/wordml" xmlns:w15="http://schemas.microsoft.com/office/word/2012/wordml" xmlns:w16cex="http://schemas.microsoft.com/office/word/2018/wordml/cex" xmlns:w16cid="http://schemas.microsoft.com/office/word/2016/wordml/cid" xmlns:w16="http://schemas.microsoft.com/office/word/2018/wordml" xmlns:w16du="http://schemas.microsoft.com/office/word/2023/wordml/word16du" xmlns:w16sdtdh="http://schemas.microsoft.com/office/word/2020/wordml/sdtdatahash" xmlns:w16sdtfl="http://schemas.microsoft.com/office/word/2024/wordml/sdtformatlock" xmlns:w16se="http://schemas.microsoft.com/office/word/2015/wordml/symex" xmlns:wpg="http://schemas.microsoft.com/office/word/2010/wordprocessingGroup" xmlns:wpi="http://schemas.microsoft.com/office/word/2010/wordprocessingInk" xmlns:wne="http://schemas.microsoft.com/office/word/2006/wordml" xmlns:wps="http://schemas.microsoft.com/office/word/2010/wordprocessingShape" mc:Ignorable="w14 w15 w16se w16cid w16 w16cex w16sdtdh w16sdtfl w16du wp14">
   <w:body>
     <w:p>
       <w:r>
@@ -168,7 +168,7 @@
     </w:p>
     <w:p>
       <w:r>
-        <w:t>Detta dokument behandlar höga naturvärden i avverkningsanmälan A 33674-2025 i Sollefteå kommun. Denna avverkningsanmälan inkom 2025-07-03 16:15:54 och omfattar 1,2 ha.</w:t>
+        <w:t>Detta dokument behandlar höga naturvärden i avverkningsanmälan A 33674-2025 i Sollefteå kommun som inkom 2025-07-03 och omfattar 1,2 ha.</w:t>
       </w:r>
     </w:p>
     <w:p>
@@ -191,12 +191,15 @@
     </w:p>
     <w:p>
       <w:r>
-        <w:t>I avverkningsanmälan har följande 4 naturvårdsarter hittats: garnlav (NT), lunglav (NT), skinnlav (S) och stuplav (S). Av dessa är 2 rödlistade. För rödlistade arter har rödlistekategorin angivits inom parentes. Arter som är signalarter enligt Skogsstyrelsen har markerats med (S).</w:t>
+        <w:t>I och inom 25 meter från avverkningsanmälan har följande 8 naturvårdsarter hittats: garnlav (VU, T), raggbock (VU, T), kolflarnlav (NT, T), lunglav (NT, T), vaddporing (NT), vedflamlav (NT), skinnlav (S, T) och stuplav (S, T). Av dessa är 6 rödlistade. För rödlistade arter har rödlistekategorin angivits inom parentes. Arter som är signalarter enligt Skogsstyrelsen har markerats med (S). Typiska arter inom Natura 2000 som är kopplade till skogsekosystem har markerats med (T).</w:t>
       </w:r>
     </w:p>
     <w:p>
       <w:r>
-        <w:t>De påträffade naturvårdsarterna är ett tydligt kvitto på att detta rör sig om en skog med höga naturvärden. I Figur 1 visas en karta över det avverkningsanmälda området, där samtliga fyndplatser för naturvårdsarter som finns registrerade på Artportalen har markerats.</w:t>
+        <w:t>De påträffade naturvårdsarterna är ett tydligt kvitto på att det rör sig om en skog med höga naturvärden.</w:t>
+      </w:r>
+      <w:r>
+        <w:t xml:space="preserve"> I Figur 1 visas fyndplatser för naturvårdsarter i området, som finns registrerade på Artportalen.</w:t>
       </w:r>
     </w:p>
     <w:p>
@@ -206,7 +209,7 @@
       <w:r>
         <w:drawing>
           <wp:inline xmlns:a="http://schemas.openxmlformats.org/drawingml/2006/main" xmlns:pic="http://schemas.openxmlformats.org/drawingml/2006/picture">
-            <wp:extent cx="5486400" cy="4693203"/>
+            <wp:extent cx="5486400" cy="4619625"/>
             <wp:docPr id="1" name="Picture 1"/>
             <wp:cNvGraphicFramePr>
               <a:graphicFrameLocks noChangeAspect="1"/>
@@ -227,7 +230,7 @@
                   <pic:spPr>
                     <a:xfrm>
                       <a:off x="0" y="0"/>
-                      <a:ext cx="5486400" cy="4693203"/>
+                      <a:ext cx="5486400" cy="4619625"/>
                     </a:xfrm>
                     <a:prstGeom prst="rect"/>
                   </pic:spPr>
@@ -241,9 +244,10 @@
     <w:p>
       <w:pPr>
         <w:pStyle w:val="Caption"/>
+        <w:spacing w:after="240"/>
       </w:pPr>
       <w:r>
-        <w:t>Figur 1. Fyndplatser för naturvårdsarter i det avverkningsanmälda området (röd linje). Markörer utan svart kant är placerade på fyndplatsen. Markörer med svart kant är placerade vid sidan av fyndplatsen och har ett svart streck som visar fyndplatsens exakta position. Kartans mittpunktskoordinat är N 7069971, E 599557 i SWEREF 99 TM.</w:t>
+        <w:t>Figur 1. Fyndplatser för naturvårdsarter i och inom 25 meter från avverkningsanmälan (röd linje). Markörer utan svart kant är placerade på fyndplatsen. Markörer med svart kant är placerade vid sidan av fyndplatsen och har ett svart streck som visar fyndplatsens exakta position. Kartans mittpunktskoordinat är N 7069971, E 599557 i SWEREF 99 TM.</w:t>
       </w:r>
     </w:p>
     <w:p>
@@ -280,6 +284,26 @@
         <w:rPr>
           <w:b/>
         </w:rPr>
+        <w:t>Kolflarnlav (NT)</w:t>
+      </w:r>
+      <w:r>
+        <w:t xml:space="preserve"> är brandberoende och växer nästan uteslutande på kolad hård kärnved av tall. Etableringen verkar ske först 100–300 år efter brand och nytt substrat nybildas i mycket begränsad omfattning. Avverkning av tallskog av naturskogskaraktär med spår av återkommande bränder är ett hot och mängden lämplig ved att växa på för arten minskar dels på grund av naturlig nedbrytning men framförallt på grund av att det förstörs i samband med slutavverkningar, gallringar och markberedning. Såväl kolflarnlav som mörk kolflarnlav har glänsande bålfjäll och förekommer främst i tall- och blandbarrskogar av naturskogskaraktär med spår av återkommande bränder. Skogar som dessa hyser höga biologiska värden och bör skyddas. Kolflarnlav är typisk art för </w:t>
+      </w:r>
+      <w:r>
+        <w:rPr>
+          <w:i/>
+        </w:rPr>
+        <w:t>9010 Taiga</w:t>
+      </w:r>
+      <w:r>
+        <w:t xml:space="preserve"> (SLU Artdatabanken, 2024).</w:t>
+      </w:r>
+    </w:p>
+    <w:p>
+      <w:r>
+        <w:rPr>
+          <w:b/>
+        </w:rPr>
         <w:t>Lunglav (NT)</w:t>
       </w:r>
       <w:r>
@@ -336,6 +360,35 @@
         <w:rPr>
           <w:b/>
         </w:rPr>
+        <w:t>Raggbock (VU)</w:t>
+      </w:r>
+      <w:r>
+        <w:t xml:space="preserve"> är en brandgynnad skalbagge vars larvutveckling sker i äldre, liggande, solexponerade stammar av tall, mer sällan gran. Raggbock ingår i ett åtgärdsprogram för hotade arter (ÅGP) och den är rödlistad som nära hotad (NT) i den europeiska rödlistan. Raggbock är typisk art för </w:t>
+      </w:r>
+      <w:r>
+        <w:rPr>
+          <w:i/>
+        </w:rPr>
+        <w:t>9010 Taiga</w:t>
+      </w:r>
+      <w:r>
+        <w:t xml:space="preserve"> och</w:t>
+      </w:r>
+      <w:r>
+        <w:rPr>
+          <w:i/>
+        </w:rPr>
+        <w:t xml:space="preserve"> 9060 Åsbarrskog</w:t>
+      </w:r>
+      <w:r>
+        <w:t xml:space="preserve"> (SLU Artdatabanken, 2024; Wikars, 2014; IUCN, 2010).</w:t>
+      </w:r>
+    </w:p>
+    <w:p>
+      <w:r>
+        <w:rPr>
+          <w:b/>
+        </w:rPr>
         <w:t xml:space="preserve">Skinnlav </w:t>
       </w:r>
       <w:r>
@@ -414,6 +467,37 @@
       </w:r>
       <w:r>
         <w:t xml:space="preserve"> (SLU Artdatabanken, 2026; Nitare &amp; Skogsstyrelsen, 2019).</w:t>
+      </w:r>
+    </w:p>
+    <w:p>
+      <w:r>
+        <w:rPr>
+          <w:b/>
+        </w:rPr>
+        <w:t xml:space="preserve">Vaddporing (NT) </w:t>
+      </w:r>
+      <w:r>
+        <w:t>är en brunrötande vednedbrytare som hittas på undersidan av liggande murken tallved i olika former. Substratet utgörs framför allt av den typ av hård, kådimpregnerad och ofta kolad tallved som skapas i brandpräglad skog. Vedtypen nybildas i mycket liten omfattning och det är sannolikt att arten upplever en utdöendeskuld. För att garantera artens fortlevnad bör man både säkra att artens växtplatser hålls intakta samt att långsiktigt säkerställa att ny ved tillkommer, allra helst i omedelbar anslutning till artens växtplatser. Skoglig gallring och annat uttag av virke innebär ett hot mot arten (SLU Artdatabanken, 2024).</w:t>
+      </w:r>
+    </w:p>
+    <w:p>
+      <w:r>
+        <w:rPr>
+          <w:b/>
+        </w:rPr>
+        <w:t>Vedflamlav (NT)</w:t>
+      </w:r>
+      <w:r>
+        <w:t xml:space="preserve"> växer på gammal hård och torr, exponerad kärnved av tall, främst på högstubbar i ljusöppna lägen, t.ex. vid och på myrar, sjökanter, i glesa hällmarkskogar och i brandpräglade tallnaturskogar. Substratet nyskapas i begränsad omfattning och arten är en utmärkt indikator på höga naturvärden i denna skogstyp. Tall- och barrblandskogar med naturskogskaraktär och spår av bränder har ofta höga biologiska värden och bör skyddas. På vedflamlavens bål kan den sällsynta spiklaven/parasiten </w:t>
+      </w:r>
+      <w:r>
+        <w:rPr>
+          <w:i/>
+        </w:rPr>
+        <w:t>Calicium ramboldiicola</w:t>
+      </w:r>
+      <w:r>
+        <w:t xml:space="preserve"> (VU) påträffas (SLU Artdatabanken, 2026).</w:t>
       </w:r>
     </w:p>
     <w:p>
@@ -506,7 +590,7 @@
         <w:rPr>
           <w:i/>
         </w:rPr>
-        <w:t>I det avverkningsanmälda skogsområdet har 4 naturvårdsarter varav 2 rödlistade arter sina livsmiljöer och växtplatser.</w:t>
+        <w:t>I det avverkningsanmälda skogsområdet har 8 naturvårdsarter varav 6 rödlistade arter sina livsmiljöer och växtplatser.</w:t>
       </w:r>
     </w:p>
     <w:p>
@@ -823,7 +907,7 @@
 </file>
 
 <file path=word/endnotes.xml><?xml version="1.0" encoding="utf-8"?>
-<w:endnotes xmlns:wpc="http://schemas.microsoft.com/office/word/2010/wordprocessingCanvas" xmlns:cx="http://schemas.microsoft.com/office/drawing/2014/chartex" xmlns:cx1="http://schemas.microsoft.com/office/drawing/2015/9/8/chartex" xmlns:cx2="http://schemas.microsoft.com/office/drawing/2015/10/21/chartex" xmlns:cx3="http://schemas.microsoft.com/office/drawing/2016/5/9/chartex" xmlns:cx4="http://schemas.microsoft.com/office/drawing/2016/5/10/chartex" xmlns:cx5="http://schemas.microsoft.com/office/drawing/2016/5/11/chartex" xmlns:cx6="http://schemas.microsoft.com/office/drawing/2016/5/12/chartex" xmlns:cx7="http://schemas.microsoft.com/office/drawing/2016/5/13/chartex" xmlns:cx8="http://schemas.microsoft.com/office/drawing/2016/5/14/chartex" xmlns:mc="http://schemas.openxmlformats.org/markup-compatibility/2006" xmlns:aink="http://schemas.microsoft.com/office/drawing/2016/ink" xmlns:am3d="http://schemas.microsoft.com/office/drawing/2017/model3d" xmlns:o="urn:schemas-microsoft-com:office:office" xmlns:oel="http://schemas.microsoft.com/office/2019/extlst" xmlns:r="http://schemas.openxmlformats.org/officeDocument/2006/relationships" xmlns:m="http://schemas.openxmlformats.org/officeDocument/2006/math" xmlns:v="urn:schemas-microsoft-com:vml" xmlns:wp14="http://schemas.microsoft.com/office/word/2010/wordprocessingDrawing" xmlns:wp="http://schemas.openxmlformats.org/drawingml/2006/wordprocessingDrawing" xmlns:w10="urn:schemas-microsoft-com:office:word" xmlns:w="http://schemas.openxmlformats.org/wordprocessingml/2006/main" xmlns:w14="http://schemas.microsoft.com/office/word/2010/wordml" xmlns:w15="http://schemas.microsoft.com/office/word/2012/wordml" xmlns:w16cex="http://schemas.microsoft.com/office/word/2018/wordml/cex" xmlns:w16cid="http://schemas.microsoft.com/office/word/2016/wordml/cid" xmlns:w16="http://schemas.microsoft.com/office/word/2018/wordml" xmlns:w16sdtdh="http://schemas.microsoft.com/office/word/2020/wordml/sdtdatahash" xmlns:w16se="http://schemas.microsoft.com/office/word/2015/wordml/symex" xmlns:wpg="http://schemas.microsoft.com/office/word/2010/wordprocessingGroup" xmlns:wpi="http://schemas.microsoft.com/office/word/2010/wordprocessingInk" xmlns:wne="http://schemas.microsoft.com/office/word/2006/wordml" xmlns:wps="http://schemas.microsoft.com/office/word/2010/wordprocessingShape" mc:Ignorable="w14 w15 w16se w16cid w16 w16cex w16sdtdh wp14">
+<w:endnotes xmlns:wpc="http://schemas.microsoft.com/office/word/2010/wordprocessingCanvas" xmlns:cx="http://schemas.microsoft.com/office/drawing/2014/chartex" xmlns:cx1="http://schemas.microsoft.com/office/drawing/2015/9/8/chartex" xmlns:cx2="http://schemas.microsoft.com/office/drawing/2015/10/21/chartex" xmlns:cx3="http://schemas.microsoft.com/office/drawing/2016/5/9/chartex" xmlns:cx4="http://schemas.microsoft.com/office/drawing/2016/5/10/chartex" xmlns:cx5="http://schemas.microsoft.com/office/drawing/2016/5/11/chartex" xmlns:cx6="http://schemas.microsoft.com/office/drawing/2016/5/12/chartex" xmlns:cx7="http://schemas.microsoft.com/office/drawing/2016/5/13/chartex" xmlns:cx8="http://schemas.microsoft.com/office/drawing/2016/5/14/chartex" xmlns:mc="http://schemas.openxmlformats.org/markup-compatibility/2006" xmlns:aink="http://schemas.microsoft.com/office/drawing/2016/ink" xmlns:am3d="http://schemas.microsoft.com/office/drawing/2017/model3d" xmlns:o="urn:schemas-microsoft-com:office:office" xmlns:oel="http://schemas.microsoft.com/office/2019/extlst" xmlns:r="http://schemas.openxmlformats.org/officeDocument/2006/relationships" xmlns:m="http://schemas.openxmlformats.org/officeDocument/2006/math" xmlns:v="urn:schemas-microsoft-com:vml" xmlns:wp14="http://schemas.microsoft.com/office/word/2010/wordprocessingDrawing" xmlns:wp="http://schemas.openxmlformats.org/drawingml/2006/wordprocessingDrawing" xmlns:w10="urn:schemas-microsoft-com:office:word" xmlns:w="http://schemas.openxmlformats.org/wordprocessingml/2006/main" xmlns:w14="http://schemas.microsoft.com/office/word/2010/wordml" xmlns:w15="http://schemas.microsoft.com/office/word/2012/wordml" xmlns:w16cex="http://schemas.microsoft.com/office/word/2018/wordml/cex" xmlns:w16cid="http://schemas.microsoft.com/office/word/2016/wordml/cid" xmlns:w16="http://schemas.microsoft.com/office/word/2018/wordml" xmlns:w16du="http://schemas.microsoft.com/office/word/2023/wordml/word16du" xmlns:w16sdtdh="http://schemas.microsoft.com/office/word/2020/wordml/sdtdatahash" xmlns:w16sdtfl="http://schemas.microsoft.com/office/word/2024/wordml/sdtformatlock" xmlns:w16se="http://schemas.microsoft.com/office/word/2015/wordml/symex" xmlns:wpg="http://schemas.microsoft.com/office/word/2010/wordprocessingGroup" xmlns:wpi="http://schemas.microsoft.com/office/word/2010/wordprocessingInk" xmlns:wne="http://schemas.microsoft.com/office/word/2006/wordml" xmlns:wps="http://schemas.microsoft.com/office/word/2010/wordprocessingShape" mc:Ignorable="w14 w15 w16se w16cid w16 w16cex w16sdtdh w16sdtfl w16du wp14">
   <w:endnote w:type="separator" w:id="-1">
     <w:p>
       <w:pPr>
@@ -848,7 +932,7 @@
 </file>
 
 <file path=word/footer1.xml><?xml version="1.0" encoding="utf-8"?>
-<w:ftr xmlns:wpc="http://schemas.microsoft.com/office/word/2010/wordprocessingCanvas" xmlns:cx="http://schemas.microsoft.com/office/drawing/2014/chartex" xmlns:cx1="http://schemas.microsoft.com/office/drawing/2015/9/8/chartex" xmlns:cx2="http://schemas.microsoft.com/office/drawing/2015/10/21/chartex" xmlns:cx3="http://schemas.microsoft.com/office/drawing/2016/5/9/chartex" xmlns:cx4="http://schemas.microsoft.com/office/drawing/2016/5/10/chartex" xmlns:cx5="http://schemas.microsoft.com/office/drawing/2016/5/11/chartex" xmlns:cx6="http://schemas.microsoft.com/office/drawing/2016/5/12/chartex" xmlns:cx7="http://schemas.microsoft.com/office/drawing/2016/5/13/chartex" xmlns:cx8="http://schemas.microsoft.com/office/drawing/2016/5/14/chartex" xmlns:mc="http://schemas.openxmlformats.org/markup-compatibility/2006" xmlns:aink="http://schemas.microsoft.com/office/drawing/2016/ink" xmlns:am3d="http://schemas.microsoft.com/office/drawing/2017/model3d" xmlns:o="urn:schemas-microsoft-com:office:office" xmlns:oel="http://schemas.microsoft.com/office/2019/extlst" xmlns:r="http://schemas.openxmlformats.org/officeDocument/2006/relationships" xmlns:m="http://schemas.openxmlformats.org/officeDocument/2006/math" xmlns:v="urn:schemas-microsoft-com:vml" xmlns:wp14="http://schemas.microsoft.com/office/word/2010/wordprocessingDrawing" xmlns:wp="http://schemas.openxmlformats.org/drawingml/2006/wordprocessingDrawing" xmlns:w10="urn:schemas-microsoft-com:office:word" xmlns:w="http://schemas.openxmlformats.org/wordprocessingml/2006/main" xmlns:w14="http://schemas.microsoft.com/office/word/2010/wordml" xmlns:w15="http://schemas.microsoft.com/office/word/2012/wordml" xmlns:w16cex="http://schemas.microsoft.com/office/word/2018/wordml/cex" xmlns:w16cid="http://schemas.microsoft.com/office/word/2016/wordml/cid" xmlns:w16="http://schemas.microsoft.com/office/word/2018/wordml" xmlns:w16sdtdh="http://schemas.microsoft.com/office/word/2020/wordml/sdtdatahash" xmlns:w16se="http://schemas.microsoft.com/office/word/2015/wordml/symex" xmlns:wpg="http://schemas.microsoft.com/office/word/2010/wordprocessingGroup" xmlns:wpi="http://schemas.microsoft.com/office/word/2010/wordprocessingInk" xmlns:wne="http://schemas.microsoft.com/office/word/2006/wordml" xmlns:wps="http://schemas.microsoft.com/office/word/2010/wordprocessingShape" mc:Ignorable="w14 w15 w16se w16cid w16 w16cex w16sdtdh wp14">
+<w:ftr xmlns:wpc="http://schemas.microsoft.com/office/word/2010/wordprocessingCanvas" xmlns:cx="http://schemas.microsoft.com/office/drawing/2014/chartex" xmlns:cx1="http://schemas.microsoft.com/office/drawing/2015/9/8/chartex" xmlns:cx2="http://schemas.microsoft.com/office/drawing/2015/10/21/chartex" xmlns:cx3="http://schemas.microsoft.com/office/drawing/2016/5/9/chartex" xmlns:cx4="http://schemas.microsoft.com/office/drawing/2016/5/10/chartex" xmlns:cx5="http://schemas.microsoft.com/office/drawing/2016/5/11/chartex" xmlns:cx6="http://schemas.microsoft.com/office/drawing/2016/5/12/chartex" xmlns:cx7="http://schemas.microsoft.com/office/drawing/2016/5/13/chartex" xmlns:cx8="http://schemas.microsoft.com/office/drawing/2016/5/14/chartex" xmlns:mc="http://schemas.openxmlformats.org/markup-compatibility/2006" xmlns:aink="http://schemas.microsoft.com/office/drawing/2016/ink" xmlns:am3d="http://schemas.microsoft.com/office/drawing/2017/model3d" xmlns:o="urn:schemas-microsoft-com:office:office" xmlns:oel="http://schemas.microsoft.com/office/2019/extlst" xmlns:r="http://schemas.openxmlformats.org/officeDocument/2006/relationships" xmlns:m="http://schemas.openxmlformats.org/officeDocument/2006/math" xmlns:v="urn:schemas-microsoft-com:vml" xmlns:wp14="http://schemas.microsoft.com/office/word/2010/wordprocessingDrawing" xmlns:wp="http://schemas.openxmlformats.org/drawingml/2006/wordprocessingDrawing" xmlns:w10="urn:schemas-microsoft-com:office:word" xmlns:w="http://schemas.openxmlformats.org/wordprocessingml/2006/main" xmlns:w14="http://schemas.microsoft.com/office/word/2010/wordml" xmlns:w15="http://schemas.microsoft.com/office/word/2012/wordml" xmlns:w16cex="http://schemas.microsoft.com/office/word/2018/wordml/cex" xmlns:w16cid="http://schemas.microsoft.com/office/word/2016/wordml/cid" xmlns:w16="http://schemas.microsoft.com/office/word/2018/wordml" xmlns:w16du="http://schemas.microsoft.com/office/word/2023/wordml/word16du" xmlns:w16sdtdh="http://schemas.microsoft.com/office/word/2020/wordml/sdtdatahash" xmlns:w16sdtfl="http://schemas.microsoft.com/office/word/2024/wordml/sdtformatlock" xmlns:w16se="http://schemas.microsoft.com/office/word/2015/wordml/symex" xmlns:wpg="http://schemas.microsoft.com/office/word/2010/wordprocessingGroup" xmlns:wpi="http://schemas.microsoft.com/office/word/2010/wordprocessingInk" xmlns:wne="http://schemas.microsoft.com/office/word/2006/wordml" xmlns:wps="http://schemas.microsoft.com/office/word/2010/wordprocessingShape" mc:Ignorable="w14 w15 w16se w16cid w16 w16cex w16sdtdh w16sdtfl w16du wp14">
   <w:p>
     <w:pPr>
       <w:pStyle w:val="Footer"/>
@@ -858,7 +942,7 @@
 </file>
 
 <file path=word/footer2.xml><?xml version="1.0" encoding="utf-8"?>
-<w:ftr xmlns:wpc="http://schemas.microsoft.com/office/word/2010/wordprocessingCanvas" xmlns:cx="http://schemas.microsoft.com/office/drawing/2014/chartex" xmlns:cx1="http://schemas.microsoft.com/office/drawing/2015/9/8/chartex" xmlns:cx2="http://schemas.microsoft.com/office/drawing/2015/10/21/chartex" xmlns:cx3="http://schemas.microsoft.com/office/drawing/2016/5/9/chartex" xmlns:cx4="http://schemas.microsoft.com/office/drawing/2016/5/10/chartex" xmlns:cx5="http://schemas.microsoft.com/office/drawing/2016/5/11/chartex" xmlns:cx6="http://schemas.microsoft.com/office/drawing/2016/5/12/chartex" xmlns:cx7="http://schemas.microsoft.com/office/drawing/2016/5/13/chartex" xmlns:cx8="http://schemas.microsoft.com/office/drawing/2016/5/14/chartex" xmlns:mc="http://schemas.openxmlformats.org/markup-compatibility/2006" xmlns:aink="http://schemas.microsoft.com/office/drawing/2016/ink" xmlns:am3d="http://schemas.microsoft.com/office/drawing/2017/model3d" xmlns:o="urn:schemas-microsoft-com:office:office" xmlns:oel="http://schemas.microsoft.com/office/2019/extlst" xmlns:r="http://schemas.openxmlformats.org/officeDocument/2006/relationships" xmlns:m="http://schemas.openxmlformats.org/officeDocument/2006/math" xmlns:v="urn:schemas-microsoft-com:vml" xmlns:wp14="http://schemas.microsoft.com/office/word/2010/wordprocessingDrawing" xmlns:wp="http://schemas.openxmlformats.org/drawingml/2006/wordprocessingDrawing" xmlns:w10="urn:schemas-microsoft-com:office:word" xmlns:w="http://schemas.openxmlformats.org/wordprocessingml/2006/main" xmlns:w14="http://schemas.microsoft.com/office/word/2010/wordml" xmlns:w15="http://schemas.microsoft.com/office/word/2012/wordml" xmlns:w16cex="http://schemas.microsoft.com/office/word/2018/wordml/cex" xmlns:w16cid="http://schemas.microsoft.com/office/word/2016/wordml/cid" xmlns:w16="http://schemas.microsoft.com/office/word/2018/wordml" xmlns:w16sdtdh="http://schemas.microsoft.com/office/word/2020/wordml/sdtdatahash" xmlns:w16se="http://schemas.microsoft.com/office/word/2015/wordml/symex" xmlns:wpg="http://schemas.microsoft.com/office/word/2010/wordprocessingGroup" xmlns:wpi="http://schemas.microsoft.com/office/word/2010/wordprocessingInk" xmlns:wne="http://schemas.microsoft.com/office/word/2006/wordml" xmlns:wps="http://schemas.microsoft.com/office/word/2010/wordprocessingShape" mc:Ignorable="w14 w15 w16se w16cid w16 w16cex w16sdtdh wp14">
+<w:ftr xmlns:wpc="http://schemas.microsoft.com/office/word/2010/wordprocessingCanvas" xmlns:cx="http://schemas.microsoft.com/office/drawing/2014/chartex" xmlns:cx1="http://schemas.microsoft.com/office/drawing/2015/9/8/chartex" xmlns:cx2="http://schemas.microsoft.com/office/drawing/2015/10/21/chartex" xmlns:cx3="http://schemas.microsoft.com/office/drawing/2016/5/9/chartex" xmlns:cx4="http://schemas.microsoft.com/office/drawing/2016/5/10/chartex" xmlns:cx5="http://schemas.microsoft.com/office/drawing/2016/5/11/chartex" xmlns:cx6="http://schemas.microsoft.com/office/drawing/2016/5/12/chartex" xmlns:cx7="http://schemas.microsoft.com/office/drawing/2016/5/13/chartex" xmlns:cx8="http://schemas.microsoft.com/office/drawing/2016/5/14/chartex" xmlns:mc="http://schemas.openxmlformats.org/markup-compatibility/2006" xmlns:aink="http://schemas.microsoft.com/office/drawing/2016/ink" xmlns:am3d="http://schemas.microsoft.com/office/drawing/2017/model3d" xmlns:o="urn:schemas-microsoft-com:office:office" xmlns:oel="http://schemas.microsoft.com/office/2019/extlst" xmlns:r="http://schemas.openxmlformats.org/officeDocument/2006/relationships" xmlns:m="http://schemas.openxmlformats.org/officeDocument/2006/math" xmlns:v="urn:schemas-microsoft-com:vml" xmlns:wp14="http://schemas.microsoft.com/office/word/2010/wordprocessingDrawing" xmlns:wp="http://schemas.openxmlformats.org/drawingml/2006/wordprocessingDrawing" xmlns:w10="urn:schemas-microsoft-com:office:word" xmlns:w="http://schemas.openxmlformats.org/wordprocessingml/2006/main" xmlns:w14="http://schemas.microsoft.com/office/word/2010/wordml" xmlns:w15="http://schemas.microsoft.com/office/word/2012/wordml" xmlns:w16cex="http://schemas.microsoft.com/office/word/2018/wordml/cex" xmlns:w16cid="http://schemas.microsoft.com/office/word/2016/wordml/cid" xmlns:w16="http://schemas.microsoft.com/office/word/2018/wordml" xmlns:w16du="http://schemas.microsoft.com/office/word/2023/wordml/word16du" xmlns:w16sdtdh="http://schemas.microsoft.com/office/word/2020/wordml/sdtdatahash" xmlns:w16sdtfl="http://schemas.microsoft.com/office/word/2024/wordml/sdtformatlock" xmlns:w16se="http://schemas.microsoft.com/office/word/2015/wordml/symex" xmlns:wpg="http://schemas.microsoft.com/office/word/2010/wordprocessingGroup" xmlns:wpi="http://schemas.microsoft.com/office/word/2010/wordprocessingInk" xmlns:wne="http://schemas.microsoft.com/office/word/2006/wordml" xmlns:wps="http://schemas.microsoft.com/office/word/2010/wordprocessingShape" mc:Ignorable="w14 w15 w16se w16cid w16 w16cex w16sdtdh w16sdtfl w16du wp14">
   <w:p>
     <w:pPr>
       <w:pStyle w:val="Footer"/>
@@ -868,7 +952,7 @@
 </file>
 
 <file path=word/footer3.xml><?xml version="1.0" encoding="utf-8"?>
-<w:ftr xmlns:wpc="http://schemas.microsoft.com/office/word/2010/wordprocessingCanvas" xmlns:cx="http://schemas.microsoft.com/office/drawing/2014/chartex" xmlns:cx1="http://schemas.microsoft.com/office/drawing/2015/9/8/chartex" xmlns:cx2="http://schemas.microsoft.com/office/drawing/2015/10/21/chartex" xmlns:cx3="http://schemas.microsoft.com/office/drawing/2016/5/9/chartex" xmlns:cx4="http://schemas.microsoft.com/office/drawing/2016/5/10/chartex" xmlns:cx5="http://schemas.microsoft.com/office/drawing/2016/5/11/chartex" xmlns:cx6="http://schemas.microsoft.com/office/drawing/2016/5/12/chartex" xmlns:cx7="http://schemas.microsoft.com/office/drawing/2016/5/13/chartex" xmlns:cx8="http://schemas.microsoft.com/office/drawing/2016/5/14/chartex" xmlns:mc="http://schemas.openxmlformats.org/markup-compatibility/2006" xmlns:aink="http://schemas.microsoft.com/office/drawing/2016/ink" xmlns:am3d="http://schemas.microsoft.com/office/drawing/2017/model3d" xmlns:o="urn:schemas-microsoft-com:office:office" xmlns:oel="http://schemas.microsoft.com/office/2019/extlst" xmlns:r="http://schemas.openxmlformats.org/officeDocument/2006/relationships" xmlns:m="http://schemas.openxmlformats.org/officeDocument/2006/math" xmlns:v="urn:schemas-microsoft-com:vml" xmlns:wp14="http://schemas.microsoft.com/office/word/2010/wordprocessingDrawing" xmlns:wp="http://schemas.openxmlformats.org/drawingml/2006/wordprocessingDrawing" xmlns:w10="urn:schemas-microsoft-com:office:word" xmlns:w="http://schemas.openxmlformats.org/wordprocessingml/2006/main" xmlns:w14="http://schemas.microsoft.com/office/word/2010/wordml" xmlns:w15="http://schemas.microsoft.com/office/word/2012/wordml" xmlns:w16cex="http://schemas.microsoft.com/office/word/2018/wordml/cex" xmlns:w16cid="http://schemas.microsoft.com/office/word/2016/wordml/cid" xmlns:w16="http://schemas.microsoft.com/office/word/2018/wordml" xmlns:w16sdtdh="http://schemas.microsoft.com/office/word/2020/wordml/sdtdatahash" xmlns:w16se="http://schemas.microsoft.com/office/word/2015/wordml/symex" xmlns:wpg="http://schemas.microsoft.com/office/word/2010/wordprocessingGroup" xmlns:wpi="http://schemas.microsoft.com/office/word/2010/wordprocessingInk" xmlns:wne="http://schemas.microsoft.com/office/word/2006/wordml" xmlns:wps="http://schemas.microsoft.com/office/word/2010/wordprocessingShape" mc:Ignorable="w14 w15 w16se w16cid w16 w16cex w16sdtdh wp14">
+<w:ftr xmlns:wpc="http://schemas.microsoft.com/office/word/2010/wordprocessingCanvas" xmlns:cx="http://schemas.microsoft.com/office/drawing/2014/chartex" xmlns:cx1="http://schemas.microsoft.com/office/drawing/2015/9/8/chartex" xmlns:cx2="http://schemas.microsoft.com/office/drawing/2015/10/21/chartex" xmlns:cx3="http://schemas.microsoft.com/office/drawing/2016/5/9/chartex" xmlns:cx4="http://schemas.microsoft.com/office/drawing/2016/5/10/chartex" xmlns:cx5="http://schemas.microsoft.com/office/drawing/2016/5/11/chartex" xmlns:cx6="http://schemas.microsoft.com/office/drawing/2016/5/12/chartex" xmlns:cx7="http://schemas.microsoft.com/office/drawing/2016/5/13/chartex" xmlns:cx8="http://schemas.microsoft.com/office/drawing/2016/5/14/chartex" xmlns:mc="http://schemas.openxmlformats.org/markup-compatibility/2006" xmlns:aink="http://schemas.microsoft.com/office/drawing/2016/ink" xmlns:am3d="http://schemas.microsoft.com/office/drawing/2017/model3d" xmlns:o="urn:schemas-microsoft-com:office:office" xmlns:oel="http://schemas.microsoft.com/office/2019/extlst" xmlns:r="http://schemas.openxmlformats.org/officeDocument/2006/relationships" xmlns:m="http://schemas.openxmlformats.org/officeDocument/2006/math" xmlns:v="urn:schemas-microsoft-com:vml" xmlns:wp14="http://schemas.microsoft.com/office/word/2010/wordprocessingDrawing" xmlns:wp="http://schemas.openxmlformats.org/drawingml/2006/wordprocessingDrawing" xmlns:w10="urn:schemas-microsoft-com:office:word" xmlns:w="http://schemas.openxmlformats.org/wordprocessingml/2006/main" xmlns:w14="http://schemas.microsoft.com/office/word/2010/wordml" xmlns:w15="http://schemas.microsoft.com/office/word/2012/wordml" xmlns:w16cex="http://schemas.microsoft.com/office/word/2018/wordml/cex" xmlns:w16cid="http://schemas.microsoft.com/office/word/2016/wordml/cid" xmlns:w16="http://schemas.microsoft.com/office/word/2018/wordml" xmlns:w16du="http://schemas.microsoft.com/office/word/2023/wordml/word16du" xmlns:w16sdtdh="http://schemas.microsoft.com/office/word/2020/wordml/sdtdatahash" xmlns:w16sdtfl="http://schemas.microsoft.com/office/word/2024/wordml/sdtformatlock" xmlns:w16se="http://schemas.microsoft.com/office/word/2015/wordml/symex" xmlns:wpg="http://schemas.microsoft.com/office/word/2010/wordprocessingGroup" xmlns:wpi="http://schemas.microsoft.com/office/word/2010/wordprocessingInk" xmlns:wne="http://schemas.microsoft.com/office/word/2006/wordml" xmlns:wps="http://schemas.microsoft.com/office/word/2010/wordprocessingShape" mc:Ignorable="w14 w15 w16se w16cid w16 w16cex w16sdtdh w16sdtfl w16du wp14">
   <w:p>
     <w:pPr>
       <w:pStyle w:val="Footer"/>
@@ -878,7 +962,7 @@
 </file>
 
 <file path=word/footnotes.xml><?xml version="1.0" encoding="utf-8"?>
-<w:footnotes xmlns:wpc="http://schemas.microsoft.com/office/word/2010/wordprocessingCanvas" xmlns:cx="http://schemas.microsoft.com/office/drawing/2014/chartex" xmlns:cx1="http://schemas.microsoft.com/office/drawing/2015/9/8/chartex" xmlns:cx2="http://schemas.microsoft.com/office/drawing/2015/10/21/chartex" xmlns:cx3="http://schemas.microsoft.com/office/drawing/2016/5/9/chartex" xmlns:cx4="http://schemas.microsoft.com/office/drawing/2016/5/10/chartex" xmlns:cx5="http://schemas.microsoft.com/office/drawing/2016/5/11/chartex" xmlns:cx6="http://schemas.microsoft.com/office/drawing/2016/5/12/chartex" xmlns:cx7="http://schemas.microsoft.com/office/drawing/2016/5/13/chartex" xmlns:cx8="http://schemas.microsoft.com/office/drawing/2016/5/14/chartex" xmlns:mc="http://schemas.openxmlformats.org/markup-compatibility/2006" xmlns:aink="http://schemas.microsoft.com/office/drawing/2016/ink" xmlns:am3d="http://schemas.microsoft.com/office/drawing/2017/model3d" xmlns:o="urn:schemas-microsoft-com:office:office" xmlns:oel="http://schemas.microsoft.com/office/2019/extlst" xmlns:r="http://schemas.openxmlformats.org/officeDocument/2006/relationships" xmlns:m="http://schemas.openxmlformats.org/officeDocument/2006/math" xmlns:v="urn:schemas-microsoft-com:vml" xmlns:wp14="http://schemas.microsoft.com/office/word/2010/wordprocessingDrawing" xmlns:wp="http://schemas.openxmlformats.org/drawingml/2006/wordprocessingDrawing" xmlns:w10="urn:schemas-microsoft-com:office:word" xmlns:w="http://schemas.openxmlformats.org/wordprocessingml/2006/main" xmlns:w14="http://schemas.microsoft.com/office/word/2010/wordml" xmlns:w15="http://schemas.microsoft.com/office/word/2012/wordml" xmlns:w16cex="http://schemas.microsoft.com/office/word/2018/wordml/cex" xmlns:w16cid="http://schemas.microsoft.com/office/word/2016/wordml/cid" xmlns:w16="http://schemas.microsoft.com/office/word/2018/wordml" xmlns:w16sdtdh="http://schemas.microsoft.com/office/word/2020/wordml/sdtdatahash" xmlns:w16se="http://schemas.microsoft.com/office/word/2015/wordml/symex" xmlns:wpg="http://schemas.microsoft.com/office/word/2010/wordprocessingGroup" xmlns:wpi="http://schemas.microsoft.com/office/word/2010/wordprocessingInk" xmlns:wne="http://schemas.microsoft.com/office/word/2006/wordml" xmlns:wps="http://schemas.microsoft.com/office/word/2010/wordprocessingShape" mc:Ignorable="w14 w15 w16se w16cid w16 w16cex w16sdtdh wp14">
+<w:footnotes xmlns:wpc="http://schemas.microsoft.com/office/word/2010/wordprocessingCanvas" xmlns:cx="http://schemas.microsoft.com/office/drawing/2014/chartex" xmlns:cx1="http://schemas.microsoft.com/office/drawing/2015/9/8/chartex" xmlns:cx2="http://schemas.microsoft.com/office/drawing/2015/10/21/chartex" xmlns:cx3="http://schemas.microsoft.com/office/drawing/2016/5/9/chartex" xmlns:cx4="http://schemas.microsoft.com/office/drawing/2016/5/10/chartex" xmlns:cx5="http://schemas.microsoft.com/office/drawing/2016/5/11/chartex" xmlns:cx6="http://schemas.microsoft.com/office/drawing/2016/5/12/chartex" xmlns:cx7="http://schemas.microsoft.com/office/drawing/2016/5/13/chartex" xmlns:cx8="http://schemas.microsoft.com/office/drawing/2016/5/14/chartex" xmlns:mc="http://schemas.openxmlformats.org/markup-compatibility/2006" xmlns:aink="http://schemas.microsoft.com/office/drawing/2016/ink" xmlns:am3d="http://schemas.microsoft.com/office/drawing/2017/model3d" xmlns:o="urn:schemas-microsoft-com:office:office" xmlns:oel="http://schemas.microsoft.com/office/2019/extlst" xmlns:r="http://schemas.openxmlformats.org/officeDocument/2006/relationships" xmlns:m="http://schemas.openxmlformats.org/officeDocument/2006/math" xmlns:v="urn:schemas-microsoft-com:vml" xmlns:wp14="http://schemas.microsoft.com/office/word/2010/wordprocessingDrawing" xmlns:wp="http://schemas.openxmlformats.org/drawingml/2006/wordprocessingDrawing" xmlns:w10="urn:schemas-microsoft-com:office:word" xmlns:w="http://schemas.openxmlformats.org/wordprocessingml/2006/main" xmlns:w14="http://schemas.microsoft.com/office/word/2010/wordml" xmlns:w15="http://schemas.microsoft.com/office/word/2012/wordml" xmlns:w16cex="http://schemas.microsoft.com/office/word/2018/wordml/cex" xmlns:w16cid="http://schemas.microsoft.com/office/word/2016/wordml/cid" xmlns:w16="http://schemas.microsoft.com/office/word/2018/wordml" xmlns:w16du="http://schemas.microsoft.com/office/word/2023/wordml/word16du" xmlns:w16sdtdh="http://schemas.microsoft.com/office/word/2020/wordml/sdtdatahash" xmlns:w16sdtfl="http://schemas.microsoft.com/office/word/2024/wordml/sdtformatlock" xmlns:w16se="http://schemas.microsoft.com/office/word/2015/wordml/symex" xmlns:wpg="http://schemas.microsoft.com/office/word/2010/wordprocessingGroup" xmlns:wpi="http://schemas.microsoft.com/office/word/2010/wordprocessingInk" xmlns:wne="http://schemas.microsoft.com/office/word/2006/wordml" xmlns:wps="http://schemas.microsoft.com/office/word/2010/wordprocessingShape" mc:Ignorable="w14 w15 w16se w16cid w16 w16cex w16sdtdh w16sdtfl w16du wp14">
   <w:footnote w:type="separator" w:id="-1">
     <w:p>
       <w:pPr>
@@ -903,7 +987,7 @@
 </file>
 
 <file path=word/header1.xml><?xml version="1.0" encoding="utf-8"?>
-<w:hdr xmlns:wpc="http://schemas.microsoft.com/office/word/2010/wordprocessingCanvas" xmlns:cx="http://schemas.microsoft.com/office/drawing/2014/chartex" xmlns:cx1="http://schemas.microsoft.com/office/drawing/2015/9/8/chartex" xmlns:cx2="http://schemas.microsoft.com/office/drawing/2015/10/21/chartex" xmlns:cx3="http://schemas.microsoft.com/office/drawing/2016/5/9/chartex" xmlns:cx4="http://schemas.microsoft.com/office/drawing/2016/5/10/chartex" xmlns:cx5="http://schemas.microsoft.com/office/drawing/2016/5/11/chartex" xmlns:cx6="http://schemas.microsoft.com/office/drawing/2016/5/12/chartex" xmlns:cx7="http://schemas.microsoft.com/office/drawing/2016/5/13/chartex" xmlns:cx8="http://schemas.microsoft.com/office/drawing/2016/5/14/chartex" xmlns:mc="http://schemas.openxmlformats.org/markup-compatibility/2006" xmlns:aink="http://schemas.microsoft.com/office/drawing/2016/ink" xmlns:am3d="http://schemas.microsoft.com/office/drawing/2017/model3d" xmlns:o="urn:schemas-microsoft-com:office:office" xmlns:oel="http://schemas.microsoft.com/office/2019/extlst" xmlns:r="http://schemas.openxmlformats.org/officeDocument/2006/relationships" xmlns:m="http://schemas.openxmlformats.org/officeDocument/2006/math" xmlns:v="urn:schemas-microsoft-com:vml" xmlns:wp14="http://schemas.microsoft.com/office/word/2010/wordprocessingDrawing" xmlns:wp="http://schemas.openxmlformats.org/drawingml/2006/wordprocessingDrawing" xmlns:w10="urn:schemas-microsoft-com:office:word" xmlns:w="http://schemas.openxmlformats.org/wordprocessingml/2006/main" xmlns:w14="http://schemas.microsoft.com/office/word/2010/wordml" xmlns:w15="http://schemas.microsoft.com/office/word/2012/wordml" xmlns:w16cex="http://schemas.microsoft.com/office/word/2018/wordml/cex" xmlns:w16cid="http://schemas.microsoft.com/office/word/2016/wordml/cid" xmlns:w16="http://schemas.microsoft.com/office/word/2018/wordml" xmlns:w16sdtdh="http://schemas.microsoft.com/office/word/2020/wordml/sdtdatahash" xmlns:w16se="http://schemas.microsoft.com/office/word/2015/wordml/symex" xmlns:wpg="http://schemas.microsoft.com/office/word/2010/wordprocessingGroup" xmlns:wpi="http://schemas.microsoft.com/office/word/2010/wordprocessingInk" xmlns:wne="http://schemas.microsoft.com/office/word/2006/wordml" xmlns:wps="http://schemas.microsoft.com/office/word/2010/wordprocessingShape" mc:Ignorable="w14 w15 w16se w16cid w16 w16cex w16sdtdh wp14">
+<w:hdr xmlns:wpc="http://schemas.microsoft.com/office/word/2010/wordprocessingCanvas" xmlns:cx="http://schemas.microsoft.com/office/drawing/2014/chartex" xmlns:cx1="http://schemas.microsoft.com/office/drawing/2015/9/8/chartex" xmlns:cx2="http://schemas.microsoft.com/office/drawing/2015/10/21/chartex" xmlns:cx3="http://schemas.microsoft.com/office/drawing/2016/5/9/chartex" xmlns:cx4="http://schemas.microsoft.com/office/drawing/2016/5/10/chartex" xmlns:cx5="http://schemas.microsoft.com/office/drawing/2016/5/11/chartex" xmlns:cx6="http://schemas.microsoft.com/office/drawing/2016/5/12/chartex" xmlns:cx7="http://schemas.microsoft.com/office/drawing/2016/5/13/chartex" xmlns:cx8="http://schemas.microsoft.com/office/drawing/2016/5/14/chartex" xmlns:mc="http://schemas.openxmlformats.org/markup-compatibility/2006" xmlns:aink="http://schemas.microsoft.com/office/drawing/2016/ink" xmlns:am3d="http://schemas.microsoft.com/office/drawing/2017/model3d" xmlns:o="urn:schemas-microsoft-com:office:office" xmlns:oel="http://schemas.microsoft.com/office/2019/extlst" xmlns:r="http://schemas.openxmlformats.org/officeDocument/2006/relationships" xmlns:m="http://schemas.openxmlformats.org/officeDocument/2006/math" xmlns:v="urn:schemas-microsoft-com:vml" xmlns:wp14="http://schemas.microsoft.com/office/word/2010/wordprocessingDrawing" xmlns:wp="http://schemas.openxmlformats.org/drawingml/2006/wordprocessingDrawing" xmlns:w10="urn:schemas-microsoft-com:office:word" xmlns:w="http://schemas.openxmlformats.org/wordprocessingml/2006/main" xmlns:w14="http://schemas.microsoft.com/office/word/2010/wordml" xmlns:w15="http://schemas.microsoft.com/office/word/2012/wordml" xmlns:w16cex="http://schemas.microsoft.com/office/word/2018/wordml/cex" xmlns:w16cid="http://schemas.microsoft.com/office/word/2016/wordml/cid" xmlns:w16="http://schemas.microsoft.com/office/word/2018/wordml" xmlns:w16du="http://schemas.microsoft.com/office/word/2023/wordml/word16du" xmlns:w16sdtdh="http://schemas.microsoft.com/office/word/2020/wordml/sdtdatahash" xmlns:w16sdtfl="http://schemas.microsoft.com/office/word/2024/wordml/sdtformatlock" xmlns:w16se="http://schemas.microsoft.com/office/word/2015/wordml/symex" xmlns:wpg="http://schemas.microsoft.com/office/word/2010/wordprocessingGroup" xmlns:wpi="http://schemas.microsoft.com/office/word/2010/wordprocessingInk" xmlns:wne="http://schemas.microsoft.com/office/word/2006/wordml" xmlns:wps="http://schemas.microsoft.com/office/word/2010/wordprocessingShape" mc:Ignorable="w14 w15 w16se w16cid w16 w16cex w16sdtdh w16sdtfl w16du wp14">
   <w:p>
     <w:pPr>
       <w:pStyle w:val="Header"/>
@@ -913,7 +997,7 @@
 </file>
 
 <file path=word/header2.xml><?xml version="1.0" encoding="utf-8"?>
-<w:hdr xmlns:wpc="http://schemas.microsoft.com/office/word/2010/wordprocessingCanvas" xmlns:cx="http://schemas.microsoft.com/office/drawing/2014/chartex" xmlns:cx1="http://schemas.microsoft.com/office/drawing/2015/9/8/chartex" xmlns:cx2="http://schemas.microsoft.com/office/drawing/2015/10/21/chartex" xmlns:cx3="http://schemas.microsoft.com/office/drawing/2016/5/9/chartex" xmlns:cx4="http://schemas.microsoft.com/office/drawing/2016/5/10/chartex" xmlns:cx5="http://schemas.microsoft.com/office/drawing/2016/5/11/chartex" xmlns:cx6="http://schemas.microsoft.com/office/drawing/2016/5/12/chartex" xmlns:cx7="http://schemas.microsoft.com/office/drawing/2016/5/13/chartex" xmlns:cx8="http://schemas.microsoft.com/office/drawing/2016/5/14/chartex" xmlns:mc="http://schemas.openxmlformats.org/markup-compatibility/2006" xmlns:aink="http://schemas.microsoft.com/office/drawing/2016/ink" xmlns:am3d="http://schemas.microsoft.com/office/drawing/2017/model3d" xmlns:o="urn:schemas-microsoft-com:office:office" xmlns:oel="http://schemas.microsoft.com/office/2019/extlst" xmlns:r="http://schemas.openxmlformats.org/officeDocument/2006/relationships" xmlns:m="http://schemas.openxmlformats.org/officeDocument/2006/math" xmlns:v="urn:schemas-microsoft-com:vml" xmlns:wp14="http://schemas.microsoft.com/office/word/2010/wordprocessingDrawing" xmlns:wp="http://schemas.openxmlformats.org/drawingml/2006/wordprocessingDrawing" xmlns:w10="urn:schemas-microsoft-com:office:word" xmlns:w="http://schemas.openxmlformats.org/wordprocessingml/2006/main" xmlns:w14="http://schemas.microsoft.com/office/word/2010/wordml" xmlns:w15="http://schemas.microsoft.com/office/word/2012/wordml" xmlns:w16cex="http://schemas.microsoft.com/office/word/2018/wordml/cex" xmlns:w16cid="http://schemas.microsoft.com/office/word/2016/wordml/cid" xmlns:w16="http://schemas.microsoft.com/office/word/2018/wordml" xmlns:w16sdtdh="http://schemas.microsoft.com/office/word/2020/wordml/sdtdatahash" xmlns:w16se="http://schemas.microsoft.com/office/word/2015/wordml/symex" xmlns:wpg="http://schemas.microsoft.com/office/word/2010/wordprocessingGroup" xmlns:wpi="http://schemas.microsoft.com/office/word/2010/wordprocessingInk" xmlns:wne="http://schemas.microsoft.com/office/word/2006/wordml" xmlns:wps="http://schemas.microsoft.com/office/word/2010/wordprocessingShape" mc:Ignorable="w14 w15 w16se w16cid w16 w16cex w16sdtdh wp14">
+<w:hdr xmlns:wpc="http://schemas.microsoft.com/office/word/2010/wordprocessingCanvas" xmlns:cx="http://schemas.microsoft.com/office/drawing/2014/chartex" xmlns:cx1="http://schemas.microsoft.com/office/drawing/2015/9/8/chartex" xmlns:cx2="http://schemas.microsoft.com/office/drawing/2015/10/21/chartex" xmlns:cx3="http://schemas.microsoft.com/office/drawing/2016/5/9/chartex" xmlns:cx4="http://schemas.microsoft.com/office/drawing/2016/5/10/chartex" xmlns:cx5="http://schemas.microsoft.com/office/drawing/2016/5/11/chartex" xmlns:cx6="http://schemas.microsoft.com/office/drawing/2016/5/12/chartex" xmlns:cx7="http://schemas.microsoft.com/office/drawing/2016/5/13/chartex" xmlns:cx8="http://schemas.microsoft.com/office/drawing/2016/5/14/chartex" xmlns:mc="http://schemas.openxmlformats.org/markup-compatibility/2006" xmlns:aink="http://schemas.microsoft.com/office/drawing/2016/ink" xmlns:am3d="http://schemas.microsoft.com/office/drawing/2017/model3d" xmlns:o="urn:schemas-microsoft-com:office:office" xmlns:oel="http://schemas.microsoft.com/office/2019/extlst" xmlns:r="http://schemas.openxmlformats.org/officeDocument/2006/relationships" xmlns:m="http://schemas.openxmlformats.org/officeDocument/2006/math" xmlns:v="urn:schemas-microsoft-com:vml" xmlns:wp14="http://schemas.microsoft.com/office/word/2010/wordprocessingDrawing" xmlns:wp="http://schemas.openxmlformats.org/drawingml/2006/wordprocessingDrawing" xmlns:w10="urn:schemas-microsoft-com:office:word" xmlns:w="http://schemas.openxmlformats.org/wordprocessingml/2006/main" xmlns:w14="http://schemas.microsoft.com/office/word/2010/wordml" xmlns:w15="http://schemas.microsoft.com/office/word/2012/wordml" xmlns:w16cex="http://schemas.microsoft.com/office/word/2018/wordml/cex" xmlns:w16cid="http://schemas.microsoft.com/office/word/2016/wordml/cid" xmlns:w16="http://schemas.microsoft.com/office/word/2018/wordml" xmlns:w16du="http://schemas.microsoft.com/office/word/2023/wordml/word16du" xmlns:w16sdtdh="http://schemas.microsoft.com/office/word/2020/wordml/sdtdatahash" xmlns:w16sdtfl="http://schemas.microsoft.com/office/word/2024/wordml/sdtformatlock" xmlns:w16se="http://schemas.microsoft.com/office/word/2015/wordml/symex" xmlns:wpg="http://schemas.microsoft.com/office/word/2010/wordprocessingGroup" xmlns:wpi="http://schemas.microsoft.com/office/word/2010/wordprocessingInk" xmlns:wne="http://schemas.microsoft.com/office/word/2006/wordml" xmlns:wps="http://schemas.microsoft.com/office/word/2010/wordprocessingShape" mc:Ignorable="w14 w15 w16se w16cid w16 w16cex w16sdtdh w16sdtfl w16du wp14">
   <w:p>
     <w:pPr>
       <w:pStyle w:val="Header"/>
@@ -924,7 +1008,7 @@
 </file>
 
 <file path=word/header3.xml><?xml version="1.0" encoding="utf-8"?>
-<w:hdr xmlns:wpc="http://schemas.microsoft.com/office/word/2010/wordprocessingCanvas" xmlns:cx="http://schemas.microsoft.com/office/drawing/2014/chartex" xmlns:cx1="http://schemas.microsoft.com/office/drawing/2015/9/8/chartex" xmlns:cx2="http://schemas.microsoft.com/office/drawing/2015/10/21/chartex" xmlns:cx3="http://schemas.microsoft.com/office/drawing/2016/5/9/chartex" xmlns:cx4="http://schemas.microsoft.com/office/drawing/2016/5/10/chartex" xmlns:cx5="http://schemas.microsoft.com/office/drawing/2016/5/11/chartex" xmlns:cx6="http://schemas.microsoft.com/office/drawing/2016/5/12/chartex" xmlns:cx7="http://schemas.microsoft.com/office/drawing/2016/5/13/chartex" xmlns:cx8="http://schemas.microsoft.com/office/drawing/2016/5/14/chartex" xmlns:mc="http://schemas.openxmlformats.org/markup-compatibility/2006" xmlns:aink="http://schemas.microsoft.com/office/drawing/2016/ink" xmlns:am3d="http://schemas.microsoft.com/office/drawing/2017/model3d" xmlns:o="urn:schemas-microsoft-com:office:office" xmlns:oel="http://schemas.microsoft.com/office/2019/extlst" xmlns:r="http://schemas.openxmlformats.org/officeDocument/2006/relationships" xmlns:m="http://schemas.openxmlformats.org/officeDocument/2006/math" xmlns:v="urn:schemas-microsoft-com:vml" xmlns:wp14="http://schemas.microsoft.com/office/word/2010/wordprocessingDrawing" xmlns:wp="http://schemas.openxmlformats.org/drawingml/2006/wordprocessingDrawing" xmlns:w10="urn:schemas-microsoft-com:office:word" xmlns:w="http://schemas.openxmlformats.org/wordprocessingml/2006/main" xmlns:w14="http://schemas.microsoft.com/office/word/2010/wordml" xmlns:w15="http://schemas.microsoft.com/office/word/2012/wordml" xmlns:w16cex="http://schemas.microsoft.com/office/word/2018/wordml/cex" xmlns:w16cid="http://schemas.microsoft.com/office/word/2016/wordml/cid" xmlns:w16="http://schemas.microsoft.com/office/word/2018/wordml" xmlns:w16sdtdh="http://schemas.microsoft.com/office/word/2020/wordml/sdtdatahash" xmlns:w16se="http://schemas.microsoft.com/office/word/2015/wordml/symex" xmlns:wpg="http://schemas.microsoft.com/office/word/2010/wordprocessingGroup" xmlns:wpi="http://schemas.microsoft.com/office/word/2010/wordprocessingInk" xmlns:wne="http://schemas.microsoft.com/office/word/2006/wordml" xmlns:wps="http://schemas.microsoft.com/office/word/2010/wordprocessingShape" mc:Ignorable="w14 w15 w16se w16cid w16 w16cex w16sdtdh wp14">
+<w:hdr xmlns:wpc="http://schemas.microsoft.com/office/word/2010/wordprocessingCanvas" xmlns:cx="http://schemas.microsoft.com/office/drawing/2014/chartex" xmlns:cx1="http://schemas.microsoft.com/office/drawing/2015/9/8/chartex" xmlns:cx2="http://schemas.microsoft.com/office/drawing/2015/10/21/chartex" xmlns:cx3="http://schemas.microsoft.com/office/drawing/2016/5/9/chartex" xmlns:cx4="http://schemas.microsoft.com/office/drawing/2016/5/10/chartex" xmlns:cx5="http://schemas.microsoft.com/office/drawing/2016/5/11/chartex" xmlns:cx6="http://schemas.microsoft.com/office/drawing/2016/5/12/chartex" xmlns:cx7="http://schemas.microsoft.com/office/drawing/2016/5/13/chartex" xmlns:cx8="http://schemas.microsoft.com/office/drawing/2016/5/14/chartex" xmlns:mc="http://schemas.openxmlformats.org/markup-compatibility/2006" xmlns:aink="http://schemas.microsoft.com/office/drawing/2016/ink" xmlns:am3d="http://schemas.microsoft.com/office/drawing/2017/model3d" xmlns:o="urn:schemas-microsoft-com:office:office" xmlns:oel="http://schemas.microsoft.com/office/2019/extlst" xmlns:r="http://schemas.openxmlformats.org/officeDocument/2006/relationships" xmlns:m="http://schemas.openxmlformats.org/officeDocument/2006/math" xmlns:v="urn:schemas-microsoft-com:vml" xmlns:wp14="http://schemas.microsoft.com/office/word/2010/wordprocessingDrawing" xmlns:wp="http://schemas.openxmlformats.org/drawingml/2006/wordprocessingDrawing" xmlns:w10="urn:schemas-microsoft-com:office:word" xmlns:w="http://schemas.openxmlformats.org/wordprocessingml/2006/main" xmlns:w14="http://schemas.microsoft.com/office/word/2010/wordml" xmlns:w15="http://schemas.microsoft.com/office/word/2012/wordml" xmlns:w16cex="http://schemas.microsoft.com/office/word/2018/wordml/cex" xmlns:w16cid="http://schemas.microsoft.com/office/word/2016/wordml/cid" xmlns:w16="http://schemas.microsoft.com/office/word/2018/wordml" xmlns:w16du="http://schemas.microsoft.com/office/word/2023/wordml/word16du" xmlns:w16sdtdh="http://schemas.microsoft.com/office/word/2020/wordml/sdtdatahash" xmlns:w16sdtfl="http://schemas.microsoft.com/office/word/2024/wordml/sdtformatlock" xmlns:w16se="http://schemas.microsoft.com/office/word/2015/wordml/symex" xmlns:wpg="http://schemas.microsoft.com/office/word/2010/wordprocessingGroup" xmlns:wpi="http://schemas.microsoft.com/office/word/2010/wordprocessingInk" xmlns:wne="http://schemas.microsoft.com/office/word/2006/wordml" xmlns:wps="http://schemas.microsoft.com/office/word/2010/wordprocessingShape" mc:Ignorable="w14 w15 w16se w16cid w16 w16cex w16sdtdh w16sdtfl w16du wp14">
   <w:p>
     <w:pPr>
       <w:pStyle w:val="Header"/>
@@ -933,7 +1017,7 @@
     <w:r>
       <w:tab/>
       <w:tab/>
-      <w:t>2026-06-17</w:t>
+      <w:t>2026-06-18</w:t>
       <w:br/>
       <w:br/>
     </w:r>
@@ -950,7 +1034,7 @@
 </file>
 
 <file path=word/numbering.xml><?xml version="1.0" encoding="utf-8"?>
-<w:numbering xmlns:wpc="http://schemas.microsoft.com/office/word/2010/wordprocessingCanvas" xmlns:cx="http://schemas.microsoft.com/office/drawing/2014/chartex" xmlns:cx1="http://schemas.microsoft.com/office/drawing/2015/9/8/chartex" xmlns:cx2="http://schemas.microsoft.com/office/drawing/2015/10/21/chartex" xmlns:cx3="http://schemas.microsoft.com/office/drawing/2016/5/9/chartex" xmlns:cx4="http://schemas.microsoft.com/office/drawing/2016/5/10/chartex" xmlns:cx5="http://schemas.microsoft.com/office/drawing/2016/5/11/chartex" xmlns:cx6="http://schemas.microsoft.com/office/drawing/2016/5/12/chartex" xmlns:cx7="http://schemas.microsoft.com/office/drawing/2016/5/13/chartex" xmlns:cx8="http://schemas.microsoft.com/office/drawing/2016/5/14/chartex" xmlns:mc="http://schemas.openxmlformats.org/markup-compatibility/2006" xmlns:aink="http://schemas.microsoft.com/office/drawing/2016/ink" xmlns:am3d="http://schemas.microsoft.com/office/drawing/2017/model3d" xmlns:o="urn:schemas-microsoft-com:office:office" xmlns:oel="http://schemas.microsoft.com/office/2019/extlst" xmlns:r="http://schemas.openxmlformats.org/officeDocument/2006/relationships" xmlns:m="http://schemas.openxmlformats.org/officeDocument/2006/math" xmlns:v="urn:schemas-microsoft-com:vml" xmlns:wp14="http://schemas.microsoft.com/office/word/2010/wordprocessingDrawing" xmlns:wp="http://schemas.openxmlformats.org/drawingml/2006/wordprocessingDrawing" xmlns:w10="urn:schemas-microsoft-com:office:word" xmlns:w="http://schemas.openxmlformats.org/wordprocessingml/2006/main" xmlns:w14="http://schemas.microsoft.com/office/word/2010/wordml" xmlns:w15="http://schemas.microsoft.com/office/word/2012/wordml" xmlns:w16cex="http://schemas.microsoft.com/office/word/2018/wordml/cex" xmlns:w16cid="http://schemas.microsoft.com/office/word/2016/wordml/cid" xmlns:w16="http://schemas.microsoft.com/office/word/2018/wordml" xmlns:w16sdtdh="http://schemas.microsoft.com/office/word/2020/wordml/sdtdatahash" xmlns:w16se="http://schemas.microsoft.com/office/word/2015/wordml/symex" xmlns:wpg="http://schemas.microsoft.com/office/word/2010/wordprocessingGroup" xmlns:wpi="http://schemas.microsoft.com/office/word/2010/wordprocessingInk" xmlns:wne="http://schemas.microsoft.com/office/word/2006/wordml" xmlns:wps="http://schemas.microsoft.com/office/word/2010/wordprocessingShape" mc:Ignorable="w14 w15 w16se w16cid w16 w16cex w16sdtdh wp14">
+<w:numbering xmlns:wpc="http://schemas.microsoft.com/office/word/2010/wordprocessingCanvas" xmlns:cx="http://schemas.microsoft.com/office/drawing/2014/chartex" xmlns:cx1="http://schemas.microsoft.com/office/drawing/2015/9/8/chartex" xmlns:cx2="http://schemas.microsoft.com/office/drawing/2015/10/21/chartex" xmlns:cx3="http://schemas.microsoft.com/office/drawing/2016/5/9/chartex" xmlns:cx4="http://schemas.microsoft.com/office/drawing/2016/5/10/chartex" xmlns:cx5="http://schemas.microsoft.com/office/drawing/2016/5/11/chartex" xmlns:cx6="http://schemas.microsoft.com/office/drawing/2016/5/12/chartex" xmlns:cx7="http://schemas.microsoft.com/office/drawing/2016/5/13/chartex" xmlns:cx8="http://schemas.microsoft.com/office/drawing/2016/5/14/chartex" xmlns:mc="http://schemas.openxmlformats.org/markup-compatibility/2006" xmlns:aink="http://schemas.microsoft.com/office/drawing/2016/ink" xmlns:am3d="http://schemas.microsoft.com/office/drawing/2017/model3d" xmlns:o="urn:schemas-microsoft-com:office:office" xmlns:oel="http://schemas.microsoft.com/office/2019/extlst" xmlns:r="http://schemas.openxmlformats.org/officeDocument/2006/relationships" xmlns:m="http://schemas.openxmlformats.org/officeDocument/2006/math" xmlns:v="urn:schemas-microsoft-com:vml" xmlns:wp14="http://schemas.microsoft.com/office/word/2010/wordprocessingDrawing" xmlns:wp="http://schemas.openxmlformats.org/drawingml/2006/wordprocessingDrawing" xmlns:w10="urn:schemas-microsoft-com:office:word" xmlns:w="http://schemas.openxmlformats.org/wordprocessingml/2006/main" xmlns:w14="http://schemas.microsoft.com/office/word/2010/wordml" xmlns:w15="http://schemas.microsoft.com/office/word/2012/wordml" xmlns:w16cex="http://schemas.microsoft.com/office/word/2018/wordml/cex" xmlns:w16cid="http://schemas.microsoft.com/office/word/2016/wordml/cid" xmlns:w16="http://schemas.microsoft.com/office/word/2018/wordml" xmlns:w16du="http://schemas.microsoft.com/office/word/2023/wordml/word16du" xmlns:w16sdtdh="http://schemas.microsoft.com/office/word/2020/wordml/sdtdatahash" xmlns:w16sdtfl="http://schemas.microsoft.com/office/word/2024/wordml/sdtformatlock" xmlns:w16se="http://schemas.microsoft.com/office/word/2015/wordml/symex" xmlns:wpg="http://schemas.microsoft.com/office/word/2010/wordprocessingGroup" xmlns:wpi="http://schemas.microsoft.com/office/word/2010/wordprocessingInk" xmlns:wne="http://schemas.microsoft.com/office/word/2006/wordml" xmlns:wps="http://schemas.microsoft.com/office/word/2010/wordprocessingShape" mc:Ignorable="w14 w15 w16se w16cid w16 w16cex w16sdtdh w16sdtfl w16du wp14">
   <w:abstractNum w:abstractNumId="0" w15:restartNumberingAfterBreak="0">
     <w:nsid w:val="FFFFFF7C"/>
     <w:multiLevelType w:val="singleLevel"/>
@@ -1153,7 +1237,7 @@
 </file>
 
 <file path=word/styles.xml><?xml version="1.0" encoding="utf-8"?>
-<w:styles xmlns:mc="http://schemas.openxmlformats.org/markup-compatibility/2006" xmlns:r="http://schemas.openxmlformats.org/officeDocument/2006/relationships" xmlns:w="http://schemas.openxmlformats.org/wordprocessingml/2006/main" xmlns:w14="http://schemas.microsoft.com/office/word/2010/wordml" xmlns:w15="http://schemas.microsoft.com/office/word/2012/wordml" xmlns:w16cex="http://schemas.microsoft.com/office/word/2018/wordml/cex" xmlns:w16cid="http://schemas.microsoft.com/office/word/2016/wordml/cid" xmlns:w16="http://schemas.microsoft.com/office/word/2018/wordml" xmlns:w16sdtdh="http://schemas.microsoft.com/office/word/2020/wordml/sdtdatahash" xmlns:w16se="http://schemas.microsoft.com/office/word/2015/wordml/symex" mc:Ignorable="w14 w15 w16se w16cid w16 w16cex w16sdtdh">
+<w:styles xmlns:mc="http://schemas.openxmlformats.org/markup-compatibility/2006" xmlns:r="http://schemas.openxmlformats.org/officeDocument/2006/relationships" xmlns:w="http://schemas.openxmlformats.org/wordprocessingml/2006/main" xmlns:w14="http://schemas.microsoft.com/office/word/2010/wordml" xmlns:w15="http://schemas.microsoft.com/office/word/2012/wordml" xmlns:w16cex="http://schemas.microsoft.com/office/word/2018/wordml/cex" xmlns:w16cid="http://schemas.microsoft.com/office/word/2016/wordml/cid" xmlns:w16="http://schemas.microsoft.com/office/word/2018/wordml" xmlns:w16du="http://schemas.microsoft.com/office/word/2023/wordml/word16du" xmlns:w16sdtdh="http://schemas.microsoft.com/office/word/2020/wordml/sdtdatahash" xmlns:w16sdtfl="http://schemas.microsoft.com/office/word/2024/wordml/sdtformatlock" xmlns:w16se="http://schemas.microsoft.com/office/word/2015/wordml/symex" mc:Ignorable="w14 w15 w16se w16cid w16 w16cex w16sdtdh w16sdtfl w16du">
   <w:docDefaults>
     <w:rPrDefault>
       <w:rPr>
@@ -1911,7 +1995,7 @@
     <w:link w:val="TitleChar"/>
     <w:uiPriority w:val="10"/>
     <w:qFormat/>
-    <w:rsid w:val="007106C8"/>
+    <w:rsid w:val="00E854FA"/>
     <w:pPr>
       <w:spacing w:after="300" w:line="240" w:lineRule="auto"/>
       <w:contextualSpacing/>
@@ -1921,7 +2005,7 @@
       <w:rFonts w:eastAsiaTheme="majorEastAsia" w:cstheme="majorBidi"/>
       <w:spacing w:val="5"/>
       <w:kern w:val="28"/>
-      <w:sz w:val="52"/>
+      <w:sz w:val="40"/>
       <w:szCs w:val="52"/>
       <w:lang w:val="sv-SE" w:eastAsia="en-US" w:bidi="ar-SA"/>
     </w:rPr>
@@ -1931,12 +2015,12 @@
     <w:basedOn w:val="DefaultParagraphFont"/>
     <w:link w:val="Title"/>
     <w:uiPriority w:val="10"/>
-    <w:rsid w:val="007106C8"/>
+    <w:rsid w:val="00E854FA"/>
     <w:rPr>
       <w:rFonts w:ascii="Times New Roman" w:eastAsiaTheme="majorEastAsia" w:hAnsi="Times New Roman" w:cstheme="majorBidi"/>
       <w:spacing w:val="5"/>
       <w:kern w:val="28"/>
-      <w:sz w:val="52"/>
+      <w:sz w:val="40"/>
       <w:szCs w:val="52"/>
       <w:lang w:val="sv-SE" w:eastAsia="en-US" w:bidi="ar-SA"/>
     </w:rPr>

--- a/klagomål/A 33674-2025 FSC-klagomål.docx
+++ b/klagomål/A 33674-2025 FSC-klagomål.docx
@@ -1017,7 +1017,7 @@
     <w:r>
       <w:tab/>
       <w:tab/>
-      <w:t>2026-06-18</w:t>
+      <w:t>2026-06-19</w:t>
       <w:br/>
       <w:br/>
     </w:r>

--- a/klagomål/A 33674-2025 FSC-klagomål.docx
+++ b/klagomål/A 33674-2025 FSC-klagomål.docx
@@ -1017,7 +1017,7 @@
     <w:r>
       <w:tab/>
       <w:tab/>
-      <w:t>2026-06-19</w:t>
+      <w:t>2026-06-20</w:t>
       <w:br/>
       <w:br/>
     </w:r>

--- a/klagomål/A 33674-2025 FSC-klagomål.docx
+++ b/klagomål/A 33674-2025 FSC-klagomål.docx
@@ -168,38 +168,7 @@
     </w:p>
     <w:p>
       <w:r>
-        <w:t>Detta dokument behandlar höga naturvärden i avverkningsanmälan A 33674-2025 i Sollefteå kommun som inkom 2025-07-03 och omfattar 1,2 ha.</w:t>
-      </w:r>
-    </w:p>
-    <w:p>
-      <w:r>
-        <w:t>Nedan presenteras fynd av naturvårdsarter som gjorts i det avverkningsanmälda området, samt relevanta utdrag ur standarderna för FSC, Chain of Custody, Controlled Wood och PEFC. I BILAGA 1 finns artfakta om rödlistade arter.</w:t>
-      </w:r>
-    </w:p>
-    <w:p>
-      <w:r>
-        <w:t>Vi förväntar oss att ni återkommer med ett skriftligt svar på vårt klagomål och även beskriver vilka korrigerande åtgärder ni satt in för att rätta till identifierade brister i er efterlevnad av den svenska FSC standarden.</w:t>
-      </w:r>
-    </w:p>
-    <w:p>
-      <w:pPr>
-        <w:pStyle w:val="Heading1"/>
-      </w:pPr>
-      <w:r>
-        <w:t>Naturvårdsarter</w:t>
-      </w:r>
-    </w:p>
-    <w:p>
-      <w:r>
-        <w:t>I och inom 25 meter från avverkningsanmälan har följande 8 naturvårdsarter hittats: garnlav (VU, T), raggbock (VU, T), kolflarnlav (NT, T), lunglav (NT, T), vaddporing (NT), vedflamlav (NT), skinnlav (S, T) och stuplav (S, T). Av dessa är 6 rödlistade. För rödlistade arter har rödlistekategorin angivits inom parentes. Arter som är signalarter enligt Skogsstyrelsen har markerats med (S). Typiska arter inom Natura 2000 som är kopplade till skogsekosystem har markerats med (T).</w:t>
-      </w:r>
-    </w:p>
-    <w:p>
-      <w:r>
-        <w:t>De påträffade naturvårdsarterna är ett tydligt kvitto på att det rör sig om en skog med höga naturvärden.</w:t>
-      </w:r>
-      <w:r>
-        <w:t xml:space="preserve"> I Figur 1 visas fyndplatser för naturvårdsarter i området, som finns registrerade på Artportalen.</w:t>
+        <w:t>Detta klagomål behandlar höga naturvärden i avverkningsanmälan A 33674-2025 i Sollefteå kommun som inkom 2025-07-03 och omfattar 1,2 ha.</w:t>
       </w:r>
     </w:p>
     <w:p>
@@ -247,7 +216,35 @@
         <w:spacing w:after="240"/>
       </w:pPr>
       <w:r>
-        <w:t>Figur 1. Fyndplatser för naturvårdsarter i och inom 25 meter från avverkningsanmälan (röd linje). Markörer utan svart kant är placerade på fyndplatsen. Markörer med svart kant är placerade vid sidan av fyndplatsen och har ett svart streck som visar fyndplatsens exakta position. Kartans mittpunktskoordinat är N 7069971, E 599557 i SWEREF 99 TM.</w:t>
+        <w:t>Figur 1. Fyndplatser för naturvårdsarter i och inom 25 meter från avverkningsanmälan. Markörer utan svart kant är placerade på fyndplatsen. Markörer med svart kant är placerade vid sidan av fyndplatsen har ett svart streck som visar fyndplatsens exakta position. Kartans mittpunktskoordinat är N 7069971, E 599557 i SWEREF 99 TM.</w:t>
+      </w:r>
+    </w:p>
+    <w:p>
+      <w:r>
+        <w:t>I och inom 25 meter från avverkningsanmälan finns fynd av 8 naturvårdsarter, varav 6 är rödlistade, 6 är typiska (T) och 2 är signalarter (S): garnlav (VU, T), raggbock (VU, T), kolflarnlav (NT, T), lunglav (NT, T), vaddporing (NT), vedflamlav (NT), skinnlav (S, T) och stuplav (S, T). Se Figur 1.</w:t>
+      </w:r>
+    </w:p>
+    <w:p>
+      <w:r>
+        <w:t>Nedan presenteras relevanta utdrag ur standarderna för FSC, Chain of Custody, Controlled Wood och PEFC.</w:t>
+      </w:r>
+    </w:p>
+    <w:p>
+      <w:r>
+        <w:t>Vi förväntar oss att ni återkommer med ett skriftligt svar på vårt klagomål och även beskriver vilka korrigerande åtgärder ni satt in för att rätta till identifierade brister i er efterlevnad av den svenska FSC standarden.</w:t>
+      </w:r>
+    </w:p>
+    <w:p>
+      <w:pPr>
+        <w:pStyle w:val="Heading1"/>
+      </w:pPr>
+      <w:r>
+        <w:t>Naturvårdsarter och fridlysta arter</w:t>
+      </w:r>
+    </w:p>
+    <w:p>
+      <w:r>
+        <w:t>Nedan följer beskrivningar av de naturvårdsarter och fridlysta arter som har sina livsmiljöer och växtplatser i den avverkningsanmälda skogen. Se även ytterligare artfakta i BILAGA 1. De påträffade naturvårdsarterna är ett tydligt kvitto på att det rör sig om en skog med höga naturvärden.</w:t>
       </w:r>
     </w:p>
     <w:p>
@@ -284,10 +281,10 @@
         <w:rPr>
           <w:b/>
         </w:rPr>
-        <w:t>Kolflarnlav (NT)</w:t>
-      </w:r>
-      <w:r>
-        <w:t xml:space="preserve"> är brandberoende och växer nästan uteslutande på kolad hård kärnved av tall. Etableringen verkar ske först 100–300 år efter brand och nytt substrat nybildas i mycket begränsad omfattning. Avverkning av tallskog av naturskogskaraktär med spår av återkommande bränder är ett hot och mängden lämplig ved att växa på för arten minskar dels på grund av naturlig nedbrytning men framförallt på grund av att det förstörs i samband med slutavverkningar, gallringar och markberedning. Såväl kolflarnlav som mörk kolflarnlav har glänsande bålfjäll och förekommer främst i tall- och blandbarrskogar av naturskogskaraktär med spår av återkommande bränder. Skogar som dessa hyser höga biologiska värden och bör skyddas. Kolflarnlav är typisk art för </w:t>
+        <w:t>Raggbock (VU)</w:t>
+      </w:r>
+      <w:r>
+        <w:t xml:space="preserve"> är en brandgynnad skalbagge vars larvutveckling sker i äldre, liggande, solexponerade stammar av tall, mer sällan gran. Raggbock ingår i ett åtgärdsprogram för hotade arter (ÅGP) och den är rödlistad som nära hotad (NT) i den europeiska rödlistan. Raggbock är typisk art för </w:t>
       </w:r>
       <w:r>
         <w:rPr>
@@ -296,6 +293,35 @@
         <w:t>9010 Taiga</w:t>
       </w:r>
       <w:r>
+        <w:t xml:space="preserve"> och</w:t>
+      </w:r>
+      <w:r>
+        <w:rPr>
+          <w:i/>
+        </w:rPr>
+        <w:t xml:space="preserve"> 9060 Åsbarrskog</w:t>
+      </w:r>
+      <w:r>
+        <w:t xml:space="preserve"> (SLU Artdatabanken, 2024; Wikars, 2014; IUCN, 2010).</w:t>
+      </w:r>
+    </w:p>
+    <w:p>
+      <w:r>
+        <w:rPr>
+          <w:b/>
+        </w:rPr>
+        <w:t>Kolflarnlav (NT)</w:t>
+      </w:r>
+      <w:r>
+        <w:t xml:space="preserve"> är brandberoende och växer nästan uteslutande på kolad hård kärnved av tall. Etableringen verkar ske först 100–300 år efter brand och nytt substrat nybildas i mycket begränsad omfattning. Avverkning av tallskog av naturskogskaraktär med spår av återkommande bränder är ett hot och mängden lämplig ved att växa på för arten minskar dels på grund av naturlig nedbrytning men framförallt på grund av att det förstörs i samband med slutavverkningar, gallringar och markberedning. Såväl kolflarnlav som mörk kolflarnlav har glänsande bålfjäll och förekommer främst i tall- och blandbarrskogar av naturskogskaraktär med spår av återkommande bränder. Skogar som dessa hyser höga biologiska värden och bör skyddas. Kolflarnlav är typisk art för </w:t>
+      </w:r>
+      <w:r>
+        <w:rPr>
+          <w:i/>
+        </w:rPr>
+        <w:t>9010 Taiga</w:t>
+      </w:r>
+      <w:r>
         <w:t xml:space="preserve"> (SLU Artdatabanken, 2024).</w:t>
       </w:r>
     </w:p>
@@ -360,10 +386,106 @@
         <w:rPr>
           <w:b/>
         </w:rPr>
-        <w:t>Raggbock (VU)</w:t>
-      </w:r>
-      <w:r>
-        <w:t xml:space="preserve"> är en brandgynnad skalbagge vars larvutveckling sker i äldre, liggande, solexponerade stammar av tall, mer sällan gran. Raggbock ingår i ett åtgärdsprogram för hotade arter (ÅGP) och den är rödlistad som nära hotad (NT) i den europeiska rödlistan. Raggbock är typisk art för </w:t>
+        <w:t xml:space="preserve">Vaddporing (NT) </w:t>
+      </w:r>
+      <w:r>
+        <w:t>är en brunrötande vednedbrytare som hittas på undersidan av liggande murken tallved i olika former. Substratet utgörs framför allt av den typ av hård, kådimpregnerad och ofta kolad tallved som skapas i brandpräglad skog. Vedtypen nybildas i mycket liten omfattning och det är sannolikt att arten upplever en utdöendeskuld. För att garantera artens fortlevnad bör man både säkra att artens växtplatser hålls intakta samt att långsiktigt säkerställa att ny ved tillkommer, allra helst i omedelbar anslutning till artens växtplatser. Skoglig gallring och annat uttag av virke innebär ett hot mot arten (SLU Artdatabanken, 2024).</w:t>
+      </w:r>
+    </w:p>
+    <w:p>
+      <w:r>
+        <w:rPr>
+          <w:b/>
+        </w:rPr>
+        <w:t>Vedflamlav (NT)</w:t>
+      </w:r>
+      <w:r>
+        <w:t xml:space="preserve"> växer på gammal hård och torr, exponerad kärnved av tall, främst på högstubbar i ljusöppna lägen, t.ex. vid och på myrar, sjökanter, i glesa hällmarkskogar och i brandpräglade tallnaturskogar. Substratet nyskapas i begränsad omfattning och arten är en utmärkt indikator på höga naturvärden i denna skogstyp. Tall- och barrblandskogar med naturskogskaraktär och spår av bränder har ofta höga biologiska värden och bör skyddas. På vedflamlavens bål kan den sällsynta spiklaven/parasiten </w:t>
+      </w:r>
+      <w:r>
+        <w:rPr>
+          <w:i/>
+        </w:rPr>
+        <w:t>Calicium ramboldiicola</w:t>
+      </w:r>
+      <w:r>
+        <w:t xml:space="preserve"> (VU) påträffas (SLU Artdatabanken, 2026).</w:t>
+      </w:r>
+    </w:p>
+    <w:p>
+      <w:r>
+        <w:rPr>
+          <w:b/>
+        </w:rPr>
+        <w:t xml:space="preserve">Skinnlav </w:t>
+      </w:r>
+      <w:r>
+        <w:t xml:space="preserve">förekommer på diverse lövträd, främst på gammal asp och sälg. Den påträffas främst i områden med lång kontinuitet av grova lövträd och signalerar skogsmark med höga naturvärden. På lokalerna förekommer som regel ett flertal andra ovanliga eller rödlistade lavar. I likhet med gelélavarna, etablerar sig skinnlaven i skogsmark på grova aspar i sena lövsuccessioner. Skinnlav är typisk art för </w:t>
+      </w:r>
+      <w:r>
+        <w:rPr>
+          <w:i/>
+        </w:rPr>
+        <w:t xml:space="preserve">9010 Taiga, 9020 Nordlig ädellövskog </w:t>
+      </w:r>
+      <w:r>
+        <w:t xml:space="preserve">och </w:t>
+      </w:r>
+      <w:r>
+        <w:rPr>
+          <w:i/>
+        </w:rPr>
+        <w:t xml:space="preserve">9070 Trädklädd betesmark </w:t>
+      </w:r>
+      <w:r>
+        <w:t>(Nitare &amp; Skogsstyrelsen, 2019; SLU Artdatabanken, 2025).</w:t>
+      </w:r>
+    </w:p>
+    <w:p>
+      <w:r>
+        <w:rPr>
+          <w:b/>
+        </w:rPr>
+        <w:t>Stuplav</w:t>
+      </w:r>
+      <w:r>
+        <w:t xml:space="preserve"> är en mycket bra signalart i hela sitt utbredningsområde och förekommer nästan enbart i skogsmiljöer med höga naturvärden. Den indikerar långvarig förekomst av gamla lövträd och miljöer med konstant hög luftfuktighet. I skogar med suboceaniskt klimat finns det en mycket sällsynt parasit, njurlavsknapp </w:t>
+      </w:r>
+      <w:r>
+        <w:rPr>
+          <w:i/>
+        </w:rPr>
+        <w:t>Pletocarpon nephromeum</w:t>
+      </w:r>
+      <w:r>
+        <w:t xml:space="preserve"> (EN), som växer på stuplav. Ytterligare tre sällsynta lavparasiter, </w:t>
+      </w:r>
+      <w:r>
+        <w:rPr>
+          <w:i/>
+        </w:rPr>
+        <w:t>Protounguicularia nephromatis</w:t>
+      </w:r>
+      <w:r>
+        <w:t xml:space="preserve"> (VU), </w:t>
+      </w:r>
+      <w:r>
+        <w:rPr>
+          <w:i/>
+        </w:rPr>
+        <w:t>Refractohilum galligenum</w:t>
+      </w:r>
+      <w:r>
+        <w:t xml:space="preserve"> (NT) och </w:t>
+      </w:r>
+      <w:r>
+        <w:rPr>
+          <w:i/>
+        </w:rPr>
+        <w:t>Roselliniella nephromatis</w:t>
+      </w:r>
+      <w:r>
+        <w:t xml:space="preserve"> (DD), kan också påträffas på stuplav. Stuplav är typisk art för </w:t>
       </w:r>
       <w:r>
         <w:rPr>
@@ -372,132 +494,7 @@
         <w:t>9010 Taiga</w:t>
       </w:r>
       <w:r>
-        <w:t xml:space="preserve"> och</w:t>
-      </w:r>
-      <w:r>
-        <w:rPr>
-          <w:i/>
-        </w:rPr>
-        <w:t xml:space="preserve"> 9060 Åsbarrskog</w:t>
-      </w:r>
-      <w:r>
-        <w:t xml:space="preserve"> (SLU Artdatabanken, 2024; Wikars, 2014; IUCN, 2010).</w:t>
-      </w:r>
-    </w:p>
-    <w:p>
-      <w:r>
-        <w:rPr>
-          <w:b/>
-        </w:rPr>
-        <w:t xml:space="preserve">Skinnlav </w:t>
-      </w:r>
-      <w:r>
-        <w:t xml:space="preserve">förekommer på diverse lövträd, främst på gammal asp och sälg. Den påträffas främst i områden med lång kontinuitet av grova lövträd och signalerar skogsmark med höga naturvärden. På lokalerna förekommer som regel ett flertal andra ovanliga eller rödlistade lavar. I likhet med gelélavarna, etablerar sig skinnlaven i skogsmark på grova aspar i sena lövsuccessioner. Skinnlav är typisk art för </w:t>
-      </w:r>
-      <w:r>
-        <w:rPr>
-          <w:i/>
-        </w:rPr>
-        <w:t xml:space="preserve">9010 Taiga, 9020 Nordlig ädellövskog </w:t>
-      </w:r>
-      <w:r>
-        <w:t xml:space="preserve">och </w:t>
-      </w:r>
-      <w:r>
-        <w:rPr>
-          <w:i/>
-        </w:rPr>
-        <w:t xml:space="preserve">9070 Trädklädd betesmark </w:t>
-      </w:r>
-      <w:r>
-        <w:t>(Nitare &amp; Skogsstyrelsen, 2019; SLU Artdatabanken, 2025).</w:t>
-      </w:r>
-    </w:p>
-    <w:p>
-      <w:r>
-        <w:rPr>
-          <w:b/>
-        </w:rPr>
-        <w:t>Stuplav</w:t>
-      </w:r>
-      <w:r>
-        <w:t xml:space="preserve"> är en mycket bra signalart i hela sitt utbredningsområde och förekommer nästan enbart i skogsmiljöer med höga naturvärden. Den indikerar långvarig förekomst av gamla lövträd och miljöer med konstant hög luftfuktighet. I skogar med suboceaniskt klimat finns det en mycket sällsynt parasit, njurlavsknapp </w:t>
-      </w:r>
-      <w:r>
-        <w:rPr>
-          <w:i/>
-        </w:rPr>
-        <w:t>Pletocarpon nephromeum</w:t>
-      </w:r>
-      <w:r>
-        <w:t xml:space="preserve"> (EN), som växer på stuplav. Ytterligare tre sällsynta lavparasiter, </w:t>
-      </w:r>
-      <w:r>
-        <w:rPr>
-          <w:i/>
-        </w:rPr>
-        <w:t>Protounguicularia nephromatis</w:t>
-      </w:r>
-      <w:r>
-        <w:t xml:space="preserve"> (VU), </w:t>
-      </w:r>
-      <w:r>
-        <w:rPr>
-          <w:i/>
-        </w:rPr>
-        <w:t>Refractohilum galligenum</w:t>
-      </w:r>
-      <w:r>
-        <w:t xml:space="preserve"> (NT) och </w:t>
-      </w:r>
-      <w:r>
-        <w:rPr>
-          <w:i/>
-        </w:rPr>
-        <w:t>Roselliniella nephromatis</w:t>
-      </w:r>
-      <w:r>
-        <w:t xml:space="preserve"> (DD), kan också påträffas på stuplav. Stuplav är typisk art för </w:t>
-      </w:r>
-      <w:r>
-        <w:rPr>
-          <w:i/>
-        </w:rPr>
-        <w:t>9010 Taiga</w:t>
-      </w:r>
-      <w:r>
         <w:t xml:space="preserve"> (SLU Artdatabanken, 2026; Nitare &amp; Skogsstyrelsen, 2019).</w:t>
-      </w:r>
-    </w:p>
-    <w:p>
-      <w:r>
-        <w:rPr>
-          <w:b/>
-        </w:rPr>
-        <w:t xml:space="preserve">Vaddporing (NT) </w:t>
-      </w:r>
-      <w:r>
-        <w:t>är en brunrötande vednedbrytare som hittas på undersidan av liggande murken tallved i olika former. Substratet utgörs framför allt av den typ av hård, kådimpregnerad och ofta kolad tallved som skapas i brandpräglad skog. Vedtypen nybildas i mycket liten omfattning och det är sannolikt att arten upplever en utdöendeskuld. För att garantera artens fortlevnad bör man både säkra att artens växtplatser hålls intakta samt att långsiktigt säkerställa att ny ved tillkommer, allra helst i omedelbar anslutning till artens växtplatser. Skoglig gallring och annat uttag av virke innebär ett hot mot arten (SLU Artdatabanken, 2024).</w:t>
-      </w:r>
-    </w:p>
-    <w:p>
-      <w:r>
-        <w:rPr>
-          <w:b/>
-        </w:rPr>
-        <w:t>Vedflamlav (NT)</w:t>
-      </w:r>
-      <w:r>
-        <w:t xml:space="preserve"> växer på gammal hård och torr, exponerad kärnved av tall, främst på högstubbar i ljusöppna lägen, t.ex. vid och på myrar, sjökanter, i glesa hällmarkskogar och i brandpräglade tallnaturskogar. Substratet nyskapas i begränsad omfattning och arten är en utmärkt indikator på höga naturvärden i denna skogstyp. Tall- och barrblandskogar med naturskogskaraktär och spår av bränder har ofta höga biologiska värden och bör skyddas. På vedflamlavens bål kan den sällsynta spiklaven/parasiten </w:t>
-      </w:r>
-      <w:r>
-        <w:rPr>
-          <w:i/>
-        </w:rPr>
-        <w:t>Calicium ramboldiicola</w:t>
-      </w:r>
-      <w:r>
-        <w:t xml:space="preserve"> (VU) påträffas (SLU Artdatabanken, 2026).</w:t>
       </w:r>
     </w:p>
     <w:p>
@@ -1017,7 +1014,7 @@
     <w:r>
       <w:tab/>
       <w:tab/>
-      <w:t>2026-06-20</w:t>
+      <w:t>2026-06-21</w:t>
       <w:br/>
       <w:br/>
     </w:r>

--- a/klagomål/A 33674-2025 FSC-klagomål.docx
+++ b/klagomål/A 33674-2025 FSC-klagomål.docx
@@ -1014,7 +1014,7 @@
     <w:r>
       <w:tab/>
       <w:tab/>
-      <w:t>2026-06-21</w:t>
+      <w:t>2026-06-22</w:t>
       <w:br/>
       <w:br/>
     </w:r>

--- a/klagomål/A 33674-2025 FSC-klagomål.docx
+++ b/klagomål/A 33674-2025 FSC-klagomål.docx
@@ -1014,7 +1014,7 @@
     <w:r>
       <w:tab/>
       <w:tab/>
-      <w:t>2026-06-22</w:t>
+      <w:t>2026-06-23</w:t>
       <w:br/>
       <w:br/>
     </w:r>

--- a/klagomål/A 33674-2025 FSC-klagomål.docx
+++ b/klagomål/A 33674-2025 FSC-klagomål.docx
@@ -1014,7 +1014,7 @@
     <w:r>
       <w:tab/>
       <w:tab/>
-      <w:t>2026-06-23</w:t>
+      <w:t>2026-06-24</w:t>
       <w:br/>
       <w:br/>
     </w:r>

--- a/klagomål/A 33674-2025 FSC-klagomål.docx
+++ b/klagomål/A 33674-2025 FSC-klagomål.docx
@@ -1014,7 +1014,7 @@
     <w:r>
       <w:tab/>
       <w:tab/>
-      <w:t>2026-06-24</w:t>
+      <w:t>2026-06-25</w:t>
       <w:br/>
       <w:br/>
     </w:r>

--- a/klagomål/A 33674-2025 FSC-klagomål.docx
+++ b/klagomål/A 33674-2025 FSC-klagomål.docx
@@ -1014,7 +1014,7 @@
     <w:r>
       <w:tab/>
       <w:tab/>
-      <w:t>2026-06-25</w:t>
+      <w:t>2026-06-26</w:t>
       <w:br/>
       <w:br/>
     </w:r>

--- a/klagomål/A 33674-2025 FSC-klagomål.docx
+++ b/klagomål/A 33674-2025 FSC-klagomål.docx
@@ -1014,7 +1014,7 @@
     <w:r>
       <w:tab/>
       <w:tab/>
-      <w:t>2026-06-26</w:t>
+      <w:t>2026-06-27</w:t>
       <w:br/>
       <w:br/>
     </w:r>

--- a/klagomål/A 33674-2025 FSC-klagomål.docx
+++ b/klagomål/A 33674-2025 FSC-klagomål.docx
@@ -1014,7 +1014,7 @@
     <w:r>
       <w:tab/>
       <w:tab/>
-      <w:t>2026-06-27</w:t>
+      <w:t>2026-06-28</w:t>
       <w:br/>
       <w:br/>
     </w:r>

--- a/klagomål/A 33674-2025 FSC-klagomål.docx
+++ b/klagomål/A 33674-2025 FSC-klagomål.docx
@@ -1014,7 +1014,7 @@
     <w:r>
       <w:tab/>
       <w:tab/>
-      <w:t>2026-06-28</w:t>
+      <w:t>2026-06-29</w:t>
       <w:br/>
       <w:br/>
     </w:r>

--- a/klagomål/A 33674-2025 FSC-klagomål.docx
+++ b/klagomål/A 33674-2025 FSC-klagomål.docx
@@ -1014,7 +1014,7 @@
     <w:r>
       <w:tab/>
       <w:tab/>
-      <w:t>2026-06-29</w:t>
+      <w:t>2026-06-30</w:t>
       <w:br/>
       <w:br/>
     </w:r>

--- a/klagomål/A 33674-2025 FSC-klagomål.docx
+++ b/klagomål/A 33674-2025 FSC-klagomål.docx
@@ -1014,7 +1014,7 @@
     <w:r>
       <w:tab/>
       <w:tab/>
-      <w:t>2026-06-30</w:t>
+      <w:t>2026-07-01</w:t>
       <w:br/>
       <w:br/>
     </w:r>

--- a/klagomål/A 33674-2025 FSC-klagomål.docx
+++ b/klagomål/A 33674-2025 FSC-klagomål.docx
@@ -1014,7 +1014,7 @@
     <w:r>
       <w:tab/>
       <w:tab/>
-      <w:t>2026-07-13</w:t>
+      <w:t>2026-07-14</w:t>
       <w:br/>
       <w:br/>
     </w:r>

--- a/klagomål/A 33674-2025 FSC-klagomål.docx
+++ b/klagomål/A 33674-2025 FSC-klagomål.docx
@@ -1014,7 +1014,7 @@
     <w:r>
       <w:tab/>
       <w:tab/>
-      <w:t>2026-07-14</w:t>
+      <w:t>2026-07-15</w:t>
       <w:br/>
       <w:br/>
     </w:r>

--- a/klagomål/A 33674-2025 FSC-klagomål.docx
+++ b/klagomål/A 33674-2025 FSC-klagomål.docx
@@ -1014,7 +1014,7 @@
     <w:r>
       <w:tab/>
       <w:tab/>
-      <w:t>2026-07-15</w:t>
+      <w:t>2026-07-16</w:t>
       <w:br/>
       <w:br/>
     </w:r>

--- a/klagomål/A 33674-2025 FSC-klagomål.docx
+++ b/klagomål/A 33674-2025 FSC-klagomål.docx
@@ -1014,7 +1014,7 @@
     <w:r>
       <w:tab/>
       <w:tab/>
-      <w:t>2026-07-16</w:t>
+      <w:t>2026-07-17</w:t>
       <w:br/>
       <w:br/>
     </w:r>

--- a/klagomål/A 33674-2025 FSC-klagomål.docx
+++ b/klagomål/A 33674-2025 FSC-klagomål.docx
@@ -1014,7 +1014,7 @@
     <w:r>
       <w:tab/>
       <w:tab/>
-      <w:t>2026-07-17</w:t>
+      <w:t>2026-07-18</w:t>
       <w:br/>
       <w:br/>
     </w:r>

--- a/klagomål/A 33674-2025 FSC-klagomål.docx
+++ b/klagomål/A 33674-2025 FSC-klagomål.docx
@@ -1014,7 +1014,7 @@
     <w:r>
       <w:tab/>
       <w:tab/>
-      <w:t>2026-07-18</w:t>
+      <w:t>2026-07-19</w:t>
       <w:br/>
       <w:br/>
     </w:r>

--- a/klagomål/A 33674-2025 FSC-klagomål.docx
+++ b/klagomål/A 33674-2025 FSC-klagomål.docx
@@ -1014,7 +1014,7 @@
     <w:r>
       <w:tab/>
       <w:tab/>
-      <w:t>2026-07-19</w:t>
+      <w:t>2026-07-20</w:t>
       <w:br/>
       <w:br/>
     </w:r>

--- a/klagomål/A 33674-2025 FSC-klagomål.docx
+++ b/klagomål/A 33674-2025 FSC-klagomål.docx
@@ -1014,7 +1014,7 @@
     <w:r>
       <w:tab/>
       <w:tab/>
-      <w:t>2026-07-20</w:t>
+      <w:t>2026-07-21</w:t>
       <w:br/>
       <w:br/>
     </w:r>

--- a/klagomål/A 33674-2025 FSC-klagomål.docx
+++ b/klagomål/A 33674-2025 FSC-klagomål.docx
@@ -1014,7 +1014,7 @@
     <w:r>
       <w:tab/>
       <w:tab/>
-      <w:t>2026-07-21</w:t>
+      <w:t>2026-07-22</w:t>
       <w:br/>
       <w:br/>
     </w:r>

--- a/klagomål/A 33674-2025 FSC-klagomål.docx
+++ b/klagomål/A 33674-2025 FSC-klagomål.docx
@@ -1014,7 +1014,7 @@
     <w:r>
       <w:tab/>
       <w:tab/>
-      <w:t>2026-07-22</w:t>
+      <w:t>2026-07-23</w:t>
       <w:br/>
       <w:br/>
     </w:r>

--- a/klagomål/A 33674-2025 FSC-klagomål.docx
+++ b/klagomål/A 33674-2025 FSC-klagomål.docx
@@ -1014,7 +1014,7 @@
     <w:r>
       <w:tab/>
       <w:tab/>
-      <w:t>2026-07-23</w:t>
+      <w:t>2026-07-24</w:t>
       <w:br/>
       <w:br/>
     </w:r>

--- a/klagomål/A 33674-2025 FSC-klagomål.docx
+++ b/klagomål/A 33674-2025 FSC-klagomål.docx
@@ -1014,7 +1014,7 @@
     <w:r>
       <w:tab/>
       <w:tab/>
-      <w:t>2026-07-24</w:t>
+      <w:t>2026-07-25</w:t>
       <w:br/>
       <w:br/>
     </w:r>

--- a/klagomål/A 33674-2025 FSC-klagomål.docx
+++ b/klagomål/A 33674-2025 FSC-klagomål.docx
@@ -1014,7 +1014,7 @@
     <w:r>
       <w:tab/>
       <w:tab/>
-      <w:t>2026-07-25</w:t>
+      <w:t>2026-07-26</w:t>
       <w:br/>
       <w:br/>
     </w:r>

--- a/klagomål/A 33674-2025 FSC-klagomål.docx
+++ b/klagomål/A 33674-2025 FSC-klagomål.docx
@@ -1014,7 +1014,7 @@
     <w:r>
       <w:tab/>
       <w:tab/>
-      <w:t>2026-07-26</w:t>
+      <w:t>2026-07-27</w:t>
       <w:br/>
       <w:br/>
     </w:r>

--- a/klagomål/A 33674-2025 FSC-klagomål.docx
+++ b/klagomål/A 33674-2025 FSC-klagomål.docx
@@ -1014,7 +1014,7 @@
     <w:r>
       <w:tab/>
       <w:tab/>
-      <w:t>2026-07-27</w:t>
+      <w:t>2026-07-28</w:t>
       <w:br/>
       <w:br/>
     </w:r>

--- a/klagomål/A 33674-2025 FSC-klagomål.docx
+++ b/klagomål/A 33674-2025 FSC-klagomål.docx
@@ -1014,7 +1014,7 @@
     <w:r>
       <w:tab/>
       <w:tab/>
-      <w:t>2026-07-28</w:t>
+      <w:t>2026-07-29</w:t>
       <w:br/>
       <w:br/>
     </w:r>

--- a/klagomål/A 33674-2025 FSC-klagomål.docx
+++ b/klagomål/A 33674-2025 FSC-klagomål.docx
@@ -1014,7 +1014,7 @@
     <w:r>
       <w:tab/>
       <w:tab/>
-      <w:t>2026-07-29</w:t>
+      <w:t>2026-07-30</w:t>
       <w:br/>
       <w:br/>
     </w:r>

--- a/klagomål/A 33674-2025 FSC-klagomål.docx
+++ b/klagomål/A 33674-2025 FSC-klagomål.docx
@@ -1014,7 +1014,7 @@
     <w:r>
       <w:tab/>
       <w:tab/>
-      <w:t>2026-07-30</w:t>
+      <w:t>2026-07-31</w:t>
       <w:br/>
       <w:br/>
     </w:r>

--- a/klagomål/A 33674-2025 FSC-klagomål.docx
+++ b/klagomål/A 33674-2025 FSC-klagomål.docx
@@ -1014,7 +1014,7 @@
     <w:r>
       <w:tab/>
       <w:tab/>
-      <w:t>2026-07-31</w:t>
+      <w:t>2026-08-01</w:t>
       <w:br/>
       <w:br/>
     </w:r>

--- a/klagomål/A 33674-2025 FSC-klagomål.docx
+++ b/klagomål/A 33674-2025 FSC-klagomål.docx
@@ -1014,7 +1014,7 @@
     <w:r>
       <w:tab/>
       <w:tab/>
-      <w:t>2026-08-01</w:t>
+      <w:t>2026-08-02</w:t>
       <w:br/>
       <w:br/>
     </w:r>

--- a/klagomål/A 33674-2025 FSC-klagomål.docx
+++ b/klagomål/A 33674-2025 FSC-klagomål.docx
@@ -1014,7 +1014,7 @@
     <w:r>
       <w:tab/>
       <w:tab/>
-      <w:t>2026-08-02</w:t>
+      <w:t>2026-08-03</w:t>
       <w:br/>
       <w:br/>
     </w:r>

--- a/klagomål/A 33674-2025 FSC-klagomål.docx
+++ b/klagomål/A 33674-2025 FSC-klagomål.docx
@@ -1014,7 +1014,7 @@
     <w:r>
       <w:tab/>
       <w:tab/>
-      <w:t>2026-08-03</w:t>
+      <w:t>2026-08-05</w:t>
       <w:br/>
       <w:br/>
     </w:r>

--- a/klagomål/A 33674-2025 FSC-klagomål.docx
+++ b/klagomål/A 33674-2025 FSC-klagomål.docx
@@ -1014,7 +1014,7 @@
     <w:r>
       <w:tab/>
       <w:tab/>
-      <w:t>2026-08-05</w:t>
+      <w:t>2026-08-07</w:t>
       <w:br/>
       <w:br/>
     </w:r>

--- a/klagomål/A 33674-2025 FSC-klagomål.docx
+++ b/klagomål/A 33674-2025 FSC-klagomål.docx
@@ -1014,7 +1014,7 @@
     <w:r>
       <w:tab/>
       <w:tab/>
-      <w:t>2026-08-07</w:t>
+      <w:t>2026-08-08</w:t>
       <w:br/>
       <w:br/>
     </w:r>

--- a/klagomål/A 33674-2025 FSC-klagomål.docx
+++ b/klagomål/A 33674-2025 FSC-klagomål.docx
@@ -216,7 +216,7 @@
         <w:spacing w:after="240"/>
       </w:pPr>
       <w:r>
-        <w:t>Figur 1. Fyndplatser för naturvårdsarter i och inom 25 meter från avverkningsanmälan. Markörer utan svart kant är placerade på fyndplatsen. Markörer med svart kant är placerade vid sidan av fyndplatsen har ett svart streck som visar fyndplatsens exakta position. Kartans mittpunktskoordinat är N 7069971, E 599557 i SWEREF 99 TM.</w:t>
+        <w:t>Figur 1. Fyndplatser för naturvårdsarter i och inom 25 meter från avverkningsanmälan. Markörer utan svart kant är placerade på fyndplatsen. Markörer med svart kant är placerade vid sidan av fyndplatsen och har ett svart streck som visar fyndplatsens exakta position. Kartans mittpunktskoordinat är N 7069971, E 599557 i SWEREF 99 TM.</w:t>
       </w:r>
     </w:p>
     <w:p>
@@ -1014,7 +1014,7 @@
     <w:r>
       <w:tab/>
       <w:tab/>
-      <w:t>2026-08-14</w:t>
+      <w:t>2026-08-15</w:t>
       <w:br/>
       <w:br/>
     </w:r>

--- a/klagomål/A 33674-2025 FSC-klagomål.docx
+++ b/klagomål/A 33674-2025 FSC-klagomål.docx
@@ -1014,7 +1014,7 @@
     <w:r>
       <w:tab/>
       <w:tab/>
-      <w:t>2026-08-15</w:t>
+      <w:t>2026-08-16</w:t>
       <w:br/>
       <w:br/>
     </w:r>

--- a/klagomål/A 33674-2025 FSC-klagomål.docx
+++ b/klagomål/A 33674-2025 FSC-klagomål.docx
@@ -1014,7 +1014,7 @@
     <w:r>
       <w:tab/>
       <w:tab/>
-      <w:t>2026-08-16</w:t>
+      <w:t>2026-08-17</w:t>
       <w:br/>
       <w:br/>
     </w:r>

--- a/klagomål/A 33674-2025 FSC-klagomål.docx
+++ b/klagomål/A 33674-2025 FSC-klagomål.docx
@@ -1014,7 +1014,7 @@
     <w:r>
       <w:tab/>
       <w:tab/>
-      <w:t>2026-08-17</w:t>
+      <w:t>2026-08-18</w:t>
       <w:br/>
       <w:br/>
     </w:r>

--- a/klagomål/A 33674-2025 FSC-klagomål.docx
+++ b/klagomål/A 33674-2025 FSC-klagomål.docx
@@ -1014,7 +1014,7 @@
     <w:r>
       <w:tab/>
       <w:tab/>
-      <w:t>2026-08-18</w:t>
+      <w:t>2026-08-19</w:t>
       <w:br/>
       <w:br/>
     </w:r>

--- a/klagomål/A 33674-2025 FSC-klagomål.docx
+++ b/klagomål/A 33674-2025 FSC-klagomål.docx
@@ -1014,7 +1014,7 @@
     <w:r>
       <w:tab/>
       <w:tab/>
-      <w:t>2026-08-19</w:t>
+      <w:t>2026-08-20</w:t>
       <w:br/>
       <w:br/>
     </w:r>

--- a/klagomål/A 33674-2025 FSC-klagomål.docx
+++ b/klagomål/A 33674-2025 FSC-klagomål.docx
@@ -1014,7 +1014,7 @@
     <w:r>
       <w:tab/>
       <w:tab/>
-      <w:t>2026-08-20</w:t>
+      <w:t>2026-08-21</w:t>
       <w:br/>
       <w:br/>
     </w:r>

--- a/klagomål/A 33674-2025 FSC-klagomål.docx
+++ b/klagomål/A 33674-2025 FSC-klagomål.docx
@@ -1014,7 +1014,7 @@
     <w:r>
       <w:tab/>
       <w:tab/>
-      <w:t>2026-08-21</w:t>
+      <w:t>2026-08-22</w:t>
       <w:br/>
       <w:br/>
     </w:r>

--- a/klagomål/A 33674-2025 FSC-klagomål.docx
+++ b/klagomål/A 33674-2025 FSC-klagomål.docx
@@ -1014,7 +1014,7 @@
     <w:r>
       <w:tab/>
       <w:tab/>
-      <w:t>2026-08-22</w:t>
+      <w:t>2026-08-23</w:t>
       <w:br/>
       <w:br/>
     </w:r>

--- a/klagomål/A 33674-2025 FSC-klagomål.docx
+++ b/klagomål/A 33674-2025 FSC-klagomål.docx
@@ -1014,7 +1014,7 @@
     <w:r>
       <w:tab/>
       <w:tab/>
-      <w:t>2026-08-23</w:t>
+      <w:t>2026-08-24</w:t>
       <w:br/>
       <w:br/>
     </w:r>

--- a/klagomål/A 33674-2025 FSC-klagomål.docx
+++ b/klagomål/A 33674-2025 FSC-klagomål.docx
@@ -1014,7 +1014,7 @@
     <w:r>
       <w:tab/>
       <w:tab/>
-      <w:t>2026-08-24</w:t>
+      <w:t>2026-08-25</w:t>
       <w:br/>
       <w:br/>
     </w:r>

--- a/klagomål/A 33674-2025 FSC-klagomål.docx
+++ b/klagomål/A 33674-2025 FSC-klagomål.docx
@@ -1014,7 +1014,7 @@
     <w:r>
       <w:tab/>
       <w:tab/>
-      <w:t>2026-08-25</w:t>
+      <w:t>2026-08-26</w:t>
       <w:br/>
       <w:br/>
     </w:r>

--- a/klagomål/A 33674-2025 FSC-klagomål.docx
+++ b/klagomål/A 33674-2025 FSC-klagomål.docx
@@ -1014,7 +1014,7 @@
     <w:r>
       <w:tab/>
       <w:tab/>
-      <w:t>2026-08-26</w:t>
+      <w:t>2026-08-27</w:t>
       <w:br/>
       <w:br/>
     </w:r>

--- a/klagomål/A 33674-2025 FSC-klagomål.docx
+++ b/klagomål/A 33674-2025 FSC-klagomål.docx
@@ -1014,7 +1014,7 @@
     <w:r>
       <w:tab/>
       <w:tab/>
-      <w:t>2026-08-27</w:t>
+      <w:t>2026-08-28</w:t>
       <w:br/>
       <w:br/>
     </w:r>

--- a/klagomål/A 33674-2025 FSC-klagomål.docx
+++ b/klagomål/A 33674-2025 FSC-klagomål.docx
@@ -1014,7 +1014,7 @@
     <w:r>
       <w:tab/>
       <w:tab/>
-      <w:t>2026-08-28</w:t>
+      <w:t>2026-08-29</w:t>
       <w:br/>
       <w:br/>
     </w:r>

--- a/klagomål/A 33674-2025 FSC-klagomål.docx
+++ b/klagomål/A 33674-2025 FSC-klagomål.docx
@@ -1014,7 +1014,7 @@
     <w:r>
       <w:tab/>
       <w:tab/>
-      <w:t>2026-08-29</w:t>
+      <w:t>2026-08-31</w:t>
       <w:br/>
       <w:br/>
     </w:r>

--- a/klagomål/A 33674-2025 FSC-klagomål.docx
+++ b/klagomål/A 33674-2025 FSC-klagomål.docx
@@ -1014,7 +1014,7 @@
     <w:r>
       <w:tab/>
       <w:tab/>
-      <w:t>2026-08-31</w:t>
+      <w:t>2026-09-01</w:t>
       <w:br/>
       <w:br/>
     </w:r>

--- a/klagomål/A 33674-2025 FSC-klagomål.docx
+++ b/klagomål/A 33674-2025 FSC-klagomål.docx
@@ -1014,7 +1014,7 @@
     <w:r>
       <w:tab/>
       <w:tab/>
-      <w:t>2026-09-01</w:t>
+      <w:t>2026-09-02</w:t>
       <w:br/>
       <w:br/>
     </w:r>

--- a/klagomål/A 33674-2025 FSC-klagomål.docx
+++ b/klagomål/A 33674-2025 FSC-klagomål.docx
@@ -1014,7 +1014,7 @@
     <w:r>
       <w:tab/>
       <w:tab/>
-      <w:t>2026-09-02</w:t>
+      <w:t>2026-09-03</w:t>
       <w:br/>
       <w:br/>
     </w:r>

--- a/klagomål/A 33674-2025 FSC-klagomål.docx
+++ b/klagomål/A 33674-2025 FSC-klagomål.docx
@@ -1014,7 +1014,7 @@
     <w:r>
       <w:tab/>
       <w:tab/>
-      <w:t>2026-09-03</w:t>
+      <w:t>2026-09-04</w:t>
       <w:br/>
       <w:br/>
     </w:r>

--- a/klagomål/A 33674-2025 FSC-klagomål.docx
+++ b/klagomål/A 33674-2025 FSC-klagomål.docx
@@ -1014,7 +1014,7 @@
     <w:r>
       <w:tab/>
       <w:tab/>
-      <w:t>2026-09-04</w:t>
+      <w:t>2026-09-05</w:t>
       <w:br/>
       <w:br/>
     </w:r>

--- a/klagomål/A 33674-2025 FSC-klagomål.docx
+++ b/klagomål/A 33674-2025 FSC-klagomål.docx
@@ -1014,7 +1014,7 @@
     <w:r>
       <w:tab/>
       <w:tab/>
-      <w:t>2026-09-05</w:t>
+      <w:t>2026-09-06</w:t>
       <w:br/>
       <w:br/>
     </w:r>

--- a/klagomål/A 33674-2025 FSC-klagomål.docx
+++ b/klagomål/A 33674-2025 FSC-klagomål.docx
@@ -1014,7 +1014,7 @@
     <w:r>
       <w:tab/>
       <w:tab/>
-      <w:t>2026-09-06</w:t>
+      <w:t>2026-09-07</w:t>
       <w:br/>
       <w:br/>
     </w:r>

--- a/klagomål/A 33674-2025 FSC-klagomål.docx
+++ b/klagomål/A 33674-2025 FSC-klagomål.docx
@@ -1014,7 +1014,7 @@
     <w:r>
       <w:tab/>
       <w:tab/>
-      <w:t>2026-09-07</w:t>
+      <w:t>2026-09-08</w:t>
       <w:br/>
       <w:br/>
     </w:r>

--- a/klagomål/A 33674-2025 FSC-klagomål.docx
+++ b/klagomål/A 33674-2025 FSC-klagomål.docx
@@ -1014,7 +1014,7 @@
     <w:r>
       <w:tab/>
       <w:tab/>
-      <w:t>2026-09-08</w:t>
+      <w:t>2026-09-09</w:t>
       <w:br/>
       <w:br/>
     </w:r>

--- a/klagomål/A 33674-2025 FSC-klagomål.docx
+++ b/klagomål/A 33674-2025 FSC-klagomål.docx
@@ -1014,7 +1014,7 @@
     <w:r>
       <w:tab/>
       <w:tab/>
-      <w:t>2026-09-09</w:t>
+      <w:t>2026-09-10</w:t>
       <w:br/>
       <w:br/>
     </w:r>

--- a/klagomål/A 33674-2025 FSC-klagomål.docx
+++ b/klagomål/A 33674-2025 FSC-klagomål.docx
@@ -1014,7 +1014,7 @@
     <w:r>
       <w:tab/>
       <w:tab/>
-      <w:t>2026-09-10</w:t>
+      <w:t>2026-09-11</w:t>
       <w:br/>
       <w:br/>
     </w:r>

--- a/klagomål/A 33674-2025 FSC-klagomål.docx
+++ b/klagomål/A 33674-2025 FSC-klagomål.docx
@@ -1014,7 +1014,7 @@
     <w:r>
       <w:tab/>
       <w:tab/>
-      <w:t>2026-09-11</w:t>
+      <w:t>2026-09-12</w:t>
       <w:br/>
       <w:br/>
     </w:r>
